--- a/downloads/CHEM131_Syllabus_Fall2026_Accessible.docx
+++ b/downloads/CHEM131_Syllabus_Fall2026_Accessible.docx
@@ -1675,7 +1675,7 @@
               <w:rPr>
                 <w:lang w:val="en-US"/>
               </w:rPr>
-              <w:t xml:space="preserve">3-2-1 Team post + upload due; OOL discussion post due; Lab Results (20 pts) due</w:t>
+              <w:t xml:space="preserve">3-2-1 Team post + upload due; OOL discussion post due</w:t>
             </w:r>
           </w:p>
         </w:tc>
@@ -1741,7 +1741,7 @@
               <w:rPr>
                 <w:lang w:val="en-US"/>
               </w:rPr>
-              <w:t xml:space="preserve">OOL replies due; Lab Findings (10 pts) and Conclusions (20 pts) due</w:t>
+              <w:t xml:space="preserve">OOL replies due; Lab Results (20 pts), Findings (10 pts), and Conclusions (20 pts) due</w:t>
             </w:r>
           </w:p>
         </w:tc>
@@ -6344,7 +6344,7 @@
       </w:r>
     </w:p>
     <w:bookmarkEnd w:id="75"/>
-    <w:bookmarkStart w:id="86" w:name="whats-covered"/>
+    <w:bookmarkStart w:id="122" w:name="whats-covered"/>
     <w:p>
       <w:pPr>
         <w:pStyle w:val="Heading1"/>
@@ -6380,7 +6380,7 @@
         <w:t xml:space="preserve">Built from the Fall 2026 Chemfolio schedule — first term using this material, so some groupings may shift slightly as the term settles in.</w:t>
       </w:r>
     </w:p>
-    <w:bookmarkStart w:id="76" w:name="Xdaaed74c0d414a35cd9746056776c1018f544e9"/>
+    <w:bookmarkStart w:id="81" w:name="Xdaaed74c0d414a35cd9746056776c1018f544e9"/>
     <w:p>
       <w:pPr>
         <w:pStyle w:val="Heading2"/>
@@ -6482,6 +6482,129 @@
     </w:p>
     <w:p>
       <w:pPr>
+        <w:pStyle w:val="Compact"/>
+        <w:numPr>
+          <w:ilvl w:val="0"/>
+          <w:numId w:val="1013"/>
+        </w:numPr>
+      </w:pPr>
+      <w:r>
+        <w:rPr>
+          <w:lang w:val="en-US"/>
+        </w:rPr>
+        <w:t xml:space="preserve">Naming guide:</w:t>
+      </w:r>
+      <w:r>
+        <w:rPr>
+          <w:lang w:val="en-US"/>
+        </w:rPr>
+        <w:t xml:space="preserve"> </w:t>
+      </w:r>
+      <w:hyperlink r:id="rId76">
+        <w:r>
+          <w:rPr>
+            <w:rStyle w:val="Hyperlink"/>
+            <w:lang w:val="en-US"/>
+          </w:rPr>
+          <w:t xml:space="preserve">How a Name Is Built</w:t>
+        </w:r>
+      </w:hyperlink>
+      <w:r>
+        <w:rPr>
+          <w:lang w:val="en-US"/>
+        </w:rPr>
+        <w:t xml:space="preserve">,</w:t>
+      </w:r>
+      <w:r>
+        <w:rPr>
+          <w:lang w:val="en-US"/>
+        </w:rPr>
+        <w:t xml:space="preserve"> </w:t>
+      </w:r>
+      <w:hyperlink r:id="rId77">
+        <w:r>
+          <w:rPr>
+            <w:rStyle w:val="Hyperlink"/>
+            <w:lang w:val="en-US"/>
+          </w:rPr>
+          <w:t xml:space="preserve">Alkanes and Cycloalkanes</w:t>
+        </w:r>
+      </w:hyperlink>
+    </w:p>
+    <w:p>
+      <w:pPr>
+        <w:pStyle w:val="Compact"/>
+        <w:numPr>
+          <w:ilvl w:val="0"/>
+          <w:numId w:val="1013"/>
+        </w:numPr>
+      </w:pPr>
+      <w:r>
+        <w:rPr>
+          <w:lang w:val="en-US"/>
+        </w:rPr>
+        <w:t xml:space="preserve">Structure guide for lab workbook Appendices 1–3:</w:t>
+      </w:r>
+      <w:r>
+        <w:rPr>
+          <w:lang w:val="en-US"/>
+        </w:rPr>
+        <w:t xml:space="preserve"> </w:t>
+      </w:r>
+      <w:hyperlink r:id="rId78">
+        <w:r>
+          <w:rPr>
+            <w:rStyle w:val="Hyperlink"/>
+            <w:lang w:val="en-US"/>
+          </w:rPr>
+          <w:t xml:space="preserve">Molecular Shapes</w:t>
+        </w:r>
+      </w:hyperlink>
+      <w:r>
+        <w:rPr>
+          <w:lang w:val="en-US"/>
+        </w:rPr>
+        <w:t xml:space="preserve">,</w:t>
+      </w:r>
+      <w:r>
+        <w:rPr>
+          <w:lang w:val="en-US"/>
+        </w:rPr>
+        <w:t xml:space="preserve"> </w:t>
+      </w:r>
+      <w:hyperlink r:id="rId79">
+        <w:r>
+          <w:rPr>
+            <w:rStyle w:val="Hyperlink"/>
+            <w:lang w:val="en-US"/>
+          </w:rPr>
+          <w:t xml:space="preserve">Molecular Polarity</w:t>
+        </w:r>
+      </w:hyperlink>
+      <w:r>
+        <w:rPr>
+          <w:lang w:val="en-US"/>
+        </w:rPr>
+        <w:t xml:space="preserve">,</w:t>
+      </w:r>
+      <w:r>
+        <w:rPr>
+          <w:lang w:val="en-US"/>
+        </w:rPr>
+        <w:t xml:space="preserve"> </w:t>
+      </w:r>
+      <w:hyperlink r:id="rId80">
+        <w:r>
+          <w:rPr>
+            <w:rStyle w:val="Hyperlink"/>
+            <w:lang w:val="en-US"/>
+          </w:rPr>
+          <w:t xml:space="preserve">Solubility of Organic Compounds</w:t>
+        </w:r>
+      </w:hyperlink>
+    </w:p>
+    <w:p>
+      <w:pPr>
         <w:pStyle w:val="Heading3"/>
       </w:pPr>
       <w:r>
@@ -6521,8 +6644,8 @@
         <w:t xml:space="preserve">Activity: A22 (10.4–10.10)</w:t>
       </w:r>
     </w:p>
-    <w:bookmarkEnd w:id="76"/>
-    <w:bookmarkStart w:id="77" w:name="X1e70d91167011e1860d80c2b4390e709bc13595"/>
+    <w:bookmarkEnd w:id="81"/>
+    <w:bookmarkStart w:id="84" w:name="X1e70d91167011e1860d80c2b4390e709bc13595"/>
     <w:p>
       <w:pPr>
         <w:pStyle w:val="Heading2"/>
@@ -6636,6 +6759,57 @@
     </w:p>
     <w:p>
       <w:pPr>
+        <w:pStyle w:val="Compact"/>
+        <w:numPr>
+          <w:ilvl w:val="0"/>
+          <w:numId w:val="1015"/>
+        </w:numPr>
+      </w:pPr>
+      <w:r>
+        <w:rPr>
+          <w:lang w:val="en-US"/>
+        </w:rPr>
+        <w:t xml:space="preserve">Naming guide:</w:t>
+      </w:r>
+      <w:r>
+        <w:rPr>
+          <w:lang w:val="en-US"/>
+        </w:rPr>
+        <w:t xml:space="preserve"> </w:t>
+      </w:r>
+      <w:hyperlink r:id="rId82">
+        <w:r>
+          <w:rPr>
+            <w:rStyle w:val="Hyperlink"/>
+            <w:lang w:val="en-US"/>
+          </w:rPr>
+          <w:t xml:space="preserve">Alkenes, Alkynes, and Cis/Trans</w:t>
+        </w:r>
+      </w:hyperlink>
+      <w:r>
+        <w:rPr>
+          <w:lang w:val="en-US"/>
+        </w:rPr>
+        <w:t xml:space="preserve">,</w:t>
+      </w:r>
+      <w:r>
+        <w:rPr>
+          <w:lang w:val="en-US"/>
+        </w:rPr>
+        <w:t xml:space="preserve"> </w:t>
+      </w:r>
+      <w:hyperlink r:id="rId83">
+        <w:r>
+          <w:rPr>
+            <w:rStyle w:val="Hyperlink"/>
+            <w:lang w:val="en-US"/>
+          </w:rPr>
+          <w:t xml:space="preserve">Aromatic Compounds</w:t>
+        </w:r>
+      </w:hyperlink>
+    </w:p>
+    <w:p>
+      <w:pPr>
         <w:pStyle w:val="Heading3"/>
       </w:pPr>
       <w:r>
@@ -6690,8 +6864,8 @@
         <w:t xml:space="preserve">Writing Workshop 1</w:t>
       </w:r>
     </w:p>
-    <w:bookmarkEnd w:id="77"/>
-    <w:bookmarkStart w:id="78" w:name="X20dc6ba286218aec3921324f5e7b476a292a6c0"/>
+    <w:bookmarkEnd w:id="84"/>
+    <w:bookmarkStart w:id="89" w:name="X20dc6ba286218aec3921324f5e7b476a292a6c0"/>
     <w:p>
       <w:pPr>
         <w:pStyle w:val="Heading2"/>
@@ -6805,6 +6979,108 @@
     </w:p>
     <w:p>
       <w:pPr>
+        <w:pStyle w:val="Compact"/>
+        <w:numPr>
+          <w:ilvl w:val="0"/>
+          <w:numId w:val="1017"/>
+        </w:numPr>
+      </w:pPr>
+      <w:r>
+        <w:rPr>
+          <w:lang w:val="en-US"/>
+        </w:rPr>
+        <w:t xml:space="preserve">Naming guide:</w:t>
+      </w:r>
+      <w:r>
+        <w:rPr>
+          <w:lang w:val="en-US"/>
+        </w:rPr>
+        <w:t xml:space="preserve"> </w:t>
+      </w:r>
+      <w:hyperlink r:id="rId85">
+        <w:r>
+          <w:rPr>
+            <w:rStyle w:val="Hyperlink"/>
+            <w:lang w:val="en-US"/>
+          </w:rPr>
+          <w:t xml:space="preserve">Alcohols, Ethers, Halides, Nitro Compounds, and Thiols</w:t>
+        </w:r>
+      </w:hyperlink>
+    </w:p>
+    <w:p>
+      <w:pPr>
+        <w:pStyle w:val="Compact"/>
+        <w:numPr>
+          <w:ilvl w:val="0"/>
+          <w:numId w:val="1017"/>
+        </w:numPr>
+      </w:pPr>
+      <w:r>
+        <w:rPr>
+          <w:lang w:val="en-US"/>
+        </w:rPr>
+        <w:t xml:space="preserve">Reactions guide:</w:t>
+      </w:r>
+      <w:r>
+        <w:rPr>
+          <w:lang w:val="en-US"/>
+        </w:rPr>
+        <w:t xml:space="preserve"> </w:t>
+      </w:r>
+      <w:hyperlink r:id="rId86">
+        <w:r>
+          <w:rPr>
+            <w:rStyle w:val="Hyperlink"/>
+            <w:lang w:val="en-US"/>
+          </w:rPr>
+          <w:t xml:space="preserve">Identify the Reaction Type</w:t>
+        </w:r>
+      </w:hyperlink>
+      <w:r>
+        <w:rPr>
+          <w:lang w:val="en-US"/>
+        </w:rPr>
+        <w:t xml:space="preserve">,</w:t>
+      </w:r>
+      <w:r>
+        <w:rPr>
+          <w:lang w:val="en-US"/>
+        </w:rPr>
+        <w:t xml:space="preserve"> </w:t>
+      </w:r>
+      <w:hyperlink r:id="rId87">
+        <w:r>
+          <w:rPr>
+            <w:rStyle w:val="Hyperlink"/>
+            <w:lang w:val="en-US"/>
+          </w:rPr>
+          <w:t xml:space="preserve">Addition and Elimination</w:t>
+        </w:r>
+      </w:hyperlink>
+      <w:r>
+        <w:rPr>
+          <w:lang w:val="en-US"/>
+        </w:rPr>
+        <w:t xml:space="preserve">,</w:t>
+      </w:r>
+      <w:r>
+        <w:rPr>
+          <w:lang w:val="en-US"/>
+        </w:rPr>
+        <w:t xml:space="preserve"> </w:t>
+      </w:r>
+      <w:hyperlink r:id="rId88">
+        <w:r>
+          <w:rPr>
+            <w:rStyle w:val="Hyperlink"/>
+            <w:lang w:val="en-US"/>
+          </w:rPr>
+          <w:t xml:space="preserve">Oxidizing Alcohols</w:t>
+        </w:r>
+      </w:hyperlink>
+    </w:p>
+    <w:p>
+      <w:pPr>
         <w:pStyle w:val="Heading3"/>
       </w:pPr>
       <w:r>
@@ -6844,8 +7120,8 @@
         <w:t xml:space="preserve">Activity: A26 (12.1–12.7)</w:t>
       </w:r>
     </w:p>
-    <w:bookmarkEnd w:id="78"/>
-    <w:bookmarkStart w:id="79" w:name="X095590b2de9a31c48ec0b656737f0f47798712c"/>
+    <w:bookmarkEnd w:id="89"/>
+    <w:bookmarkStart w:id="96" w:name="X095590b2de9a31c48ec0b656737f0f47798712c"/>
     <w:p>
       <w:pPr>
         <w:pStyle w:val="Heading2"/>
@@ -6944,6 +7220,150 @@
     </w:p>
     <w:p>
       <w:pPr>
+        <w:pStyle w:val="Compact"/>
+        <w:numPr>
+          <w:ilvl w:val="0"/>
+          <w:numId w:val="1019"/>
+        </w:numPr>
+      </w:pPr>
+      <w:r>
+        <w:rPr>
+          <w:lang w:val="en-US"/>
+        </w:rPr>
+        <w:t xml:space="preserve">Naming guide:</w:t>
+      </w:r>
+      <w:r>
+        <w:rPr>
+          <w:lang w:val="en-US"/>
+        </w:rPr>
+        <w:t xml:space="preserve"> </w:t>
+      </w:r>
+      <w:hyperlink r:id="rId90">
+        <w:r>
+          <w:rPr>
+            <w:rStyle w:val="Hyperlink"/>
+            <w:lang w:val="en-US"/>
+          </w:rPr>
+          <w:t xml:space="preserve">Aldehydes and Ketones</w:t>
+        </w:r>
+      </w:hyperlink>
+      <w:r>
+        <w:rPr>
+          <w:lang w:val="en-US"/>
+        </w:rPr>
+        <w:t xml:space="preserve">,</w:t>
+      </w:r>
+      <w:r>
+        <w:rPr>
+          <w:lang w:val="en-US"/>
+        </w:rPr>
+        <w:t xml:space="preserve"> </w:t>
+      </w:r>
+      <w:hyperlink r:id="rId91">
+        <w:r>
+          <w:rPr>
+            <w:rStyle w:val="Hyperlink"/>
+            <w:lang w:val="en-US"/>
+          </w:rPr>
+          <w:t xml:space="preserve">Chirality, R and S, and Meso Compounds</w:t>
+        </w:r>
+      </w:hyperlink>
+      <w:r>
+        <w:rPr>
+          <w:lang w:val="en-US"/>
+        </w:rPr>
+        <w:t xml:space="preserve">,</w:t>
+      </w:r>
+      <w:r>
+        <w:rPr>
+          <w:lang w:val="en-US"/>
+        </w:rPr>
+        <w:t xml:space="preserve"> </w:t>
+      </w:r>
+      <w:hyperlink r:id="rId92">
+        <w:r>
+          <w:rPr>
+            <w:rStyle w:val="Hyperlink"/>
+            <w:lang w:val="en-US"/>
+          </w:rPr>
+          <w:t xml:space="preserve">Carboxylic Acids, Esters, and Anhydrides</w:t>
+        </w:r>
+      </w:hyperlink>
+    </w:p>
+    <w:p>
+      <w:pPr>
+        <w:pStyle w:val="Compact"/>
+        <w:numPr>
+          <w:ilvl w:val="0"/>
+          <w:numId w:val="1019"/>
+        </w:numPr>
+      </w:pPr>
+      <w:r>
+        <w:rPr>
+          <w:lang w:val="en-US"/>
+        </w:rPr>
+        <w:t xml:space="preserve">Reactions guide:</w:t>
+      </w:r>
+      <w:r>
+        <w:rPr>
+          <w:lang w:val="en-US"/>
+        </w:rPr>
+        <w:t xml:space="preserve"> </w:t>
+      </w:r>
+      <w:hyperlink r:id="rId93">
+        <w:r>
+          <w:rPr>
+            <w:rStyle w:val="Hyperlink"/>
+            <w:lang w:val="en-US"/>
+          </w:rPr>
+          <w:t xml:space="preserve">Oxidation and Reduction</w:t>
+        </w:r>
+      </w:hyperlink>
+      <w:r>
+        <w:rPr>
+          <w:lang w:val="en-US"/>
+        </w:rPr>
+        <w:t xml:space="preserve">,</w:t>
+      </w:r>
+      <w:r>
+        <w:rPr>
+          <w:lang w:val="en-US"/>
+        </w:rPr>
+        <w:t xml:space="preserve"> </w:t>
+      </w:r>
+      <w:hyperlink r:id="rId94">
+        <w:r>
+          <w:rPr>
+            <w:rStyle w:val="Hyperlink"/>
+            <w:lang w:val="en-US"/>
+          </w:rPr>
+          <w:t xml:space="preserve">Esters: Condensation and Hydrolysis</w:t>
+        </w:r>
+      </w:hyperlink>
+      <w:r>
+        <w:rPr>
+          <w:lang w:val="en-US"/>
+        </w:rPr>
+        <w:t xml:space="preserve">,</w:t>
+      </w:r>
+      <w:r>
+        <w:rPr>
+          <w:lang w:val="en-US"/>
+        </w:rPr>
+        <w:t xml:space="preserve"> </w:t>
+      </w:r>
+      <w:hyperlink r:id="rId95">
+        <w:r>
+          <w:rPr>
+            <w:rStyle w:val="Hyperlink"/>
+            <w:lang w:val="en-US"/>
+          </w:rPr>
+          <w:t xml:space="preserve">Carboxylic Acids Give Up H⁺</w:t>
+        </w:r>
+      </w:hyperlink>
+    </w:p>
+    <w:p>
+      <w:pPr>
         <w:pStyle w:val="Heading3"/>
       </w:pPr>
       <w:r>
@@ -6998,8 +7418,8 @@
         <w:t xml:space="preserve">Also this week: Unit Quiz 1 (Ch. 10 + Ch. 11)</w:t>
       </w:r>
     </w:p>
-    <w:bookmarkEnd w:id="79"/>
-    <w:bookmarkStart w:id="80" w:name="X25c1a371aa188a36f5bf71394f5db3e2d62433b"/>
+    <w:bookmarkEnd w:id="96"/>
+    <w:bookmarkStart w:id="101" w:name="X25c1a371aa188a36f5bf71394f5db3e2d62433b"/>
     <w:p>
       <w:pPr>
         <w:pStyle w:val="Heading2"/>
@@ -7101,6 +7521,108 @@
     </w:p>
     <w:p>
       <w:pPr>
+        <w:pStyle w:val="Compact"/>
+        <w:numPr>
+          <w:ilvl w:val="0"/>
+          <w:numId w:val="1021"/>
+        </w:numPr>
+      </w:pPr>
+      <w:r>
+        <w:rPr>
+          <w:lang w:val="en-US"/>
+        </w:rPr>
+        <w:t xml:space="preserve">Naming guide:</w:t>
+      </w:r>
+      <w:r>
+        <w:rPr>
+          <w:lang w:val="en-US"/>
+        </w:rPr>
+        <w:t xml:space="preserve"> </w:t>
+      </w:r>
+      <w:hyperlink r:id="rId97">
+        <w:r>
+          <w:rPr>
+            <w:rStyle w:val="Hyperlink"/>
+            <w:lang w:val="en-US"/>
+          </w:rPr>
+          <w:t xml:space="preserve">Amines and Amides</w:t>
+        </w:r>
+      </w:hyperlink>
+    </w:p>
+    <w:p>
+      <w:pPr>
+        <w:pStyle w:val="Compact"/>
+        <w:numPr>
+          <w:ilvl w:val="0"/>
+          <w:numId w:val="1021"/>
+        </w:numPr>
+      </w:pPr>
+      <w:r>
+        <w:rPr>
+          <w:lang w:val="en-US"/>
+        </w:rPr>
+        <w:t xml:space="preserve">Reactions guide:</w:t>
+      </w:r>
+      <w:r>
+        <w:rPr>
+          <w:lang w:val="en-US"/>
+        </w:rPr>
+        <w:t xml:space="preserve"> </w:t>
+      </w:r>
+      <w:hyperlink r:id="rId98">
+        <w:r>
+          <w:rPr>
+            <w:rStyle w:val="Hyperlink"/>
+            <w:lang w:val="en-US"/>
+          </w:rPr>
+          <w:t xml:space="preserve">Amides and Peptide Bonds</w:t>
+        </w:r>
+      </w:hyperlink>
+      <w:r>
+        <w:rPr>
+          <w:lang w:val="en-US"/>
+        </w:rPr>
+        <w:t xml:space="preserve">,</w:t>
+      </w:r>
+      <w:r>
+        <w:rPr>
+          <w:lang w:val="en-US"/>
+        </w:rPr>
+        <w:t xml:space="preserve"> </w:t>
+      </w:r>
+      <w:hyperlink r:id="rId99">
+        <w:r>
+          <w:rPr>
+            <w:rStyle w:val="Hyperlink"/>
+            <w:lang w:val="en-US"/>
+          </w:rPr>
+          <w:t xml:space="preserve">Amines Pick Up H⁺</w:t>
+        </w:r>
+      </w:hyperlink>
+      <w:r>
+        <w:rPr>
+          <w:lang w:val="en-US"/>
+        </w:rPr>
+        <w:t xml:space="preserve">,</w:t>
+      </w:r>
+      <w:r>
+        <w:rPr>
+          <w:lang w:val="en-US"/>
+        </w:rPr>
+        <w:t xml:space="preserve"> </w:t>
+      </w:r>
+      <w:hyperlink r:id="rId100">
+        <w:r>
+          <w:rPr>
+            <w:rStyle w:val="Hyperlink"/>
+            <w:lang w:val="en-US"/>
+          </w:rPr>
+          <w:t xml:space="preserve">Amino Acids as Zwitterions</w:t>
+        </w:r>
+      </w:hyperlink>
+    </w:p>
+    <w:p>
+      <w:pPr>
         <w:pStyle w:val="Heading3"/>
       </w:pPr>
       <w:r>
@@ -7155,8 +7677,8 @@
         <w:t xml:space="preserve">Writing Workshop 2</w:t>
       </w:r>
     </w:p>
-    <w:bookmarkEnd w:id="80"/>
-    <w:bookmarkStart w:id="81" w:name="X972c9e0617b3b70e941263a88735c36e70df5cd"/>
+    <w:bookmarkEnd w:id="101"/>
+    <w:bookmarkStart w:id="106" w:name="X972c9e0617b3b70e941263a88735c36e70df5cd"/>
     <w:p>
       <w:pPr>
         <w:pStyle w:val="Heading2"/>
@@ -7255,6 +7777,108 @@
     </w:p>
     <w:p>
       <w:pPr>
+        <w:pStyle w:val="Compact"/>
+        <w:numPr>
+          <w:ilvl w:val="0"/>
+          <w:numId w:val="1023"/>
+        </w:numPr>
+      </w:pPr>
+      <w:r>
+        <w:rPr>
+          <w:lang w:val="en-US"/>
+        </w:rPr>
+        <w:t xml:space="preserve">Naming guide:</w:t>
+      </w:r>
+      <w:r>
+        <w:rPr>
+          <w:lang w:val="en-US"/>
+        </w:rPr>
+        <w:t xml:space="preserve"> </w:t>
+      </w:r>
+      <w:hyperlink r:id="rId102">
+        <w:r>
+          <w:rPr>
+            <w:rStyle w:val="Hyperlink"/>
+            <w:lang w:val="en-US"/>
+          </w:rPr>
+          <w:t xml:space="preserve">Fischer Projections and D/L</w:t>
+        </w:r>
+      </w:hyperlink>
+    </w:p>
+    <w:p>
+      <w:pPr>
+        <w:pStyle w:val="Compact"/>
+        <w:numPr>
+          <w:ilvl w:val="0"/>
+          <w:numId w:val="1023"/>
+        </w:numPr>
+      </w:pPr>
+      <w:r>
+        <w:rPr>
+          <w:lang w:val="en-US"/>
+        </w:rPr>
+        <w:t xml:space="preserve">Reactions guide:</w:t>
+      </w:r>
+      <w:r>
+        <w:rPr>
+          <w:lang w:val="en-US"/>
+        </w:rPr>
+        <w:t xml:space="preserve"> </w:t>
+      </w:r>
+      <w:hyperlink r:id="rId103">
+        <w:r>
+          <w:rPr>
+            <w:rStyle w:val="Hyperlink"/>
+            <w:lang w:val="en-US"/>
+          </w:rPr>
+          <w:t xml:space="preserve">Protein Digestion (Hydrolysis)</w:t>
+        </w:r>
+      </w:hyperlink>
+      <w:r>
+        <w:rPr>
+          <w:lang w:val="en-US"/>
+        </w:rPr>
+        <w:t xml:space="preserve">,</w:t>
+      </w:r>
+      <w:r>
+        <w:rPr>
+          <w:lang w:val="en-US"/>
+        </w:rPr>
+        <w:t xml:space="preserve"> </w:t>
+      </w:r>
+      <w:hyperlink r:id="rId104">
+        <w:r>
+          <w:rPr>
+            <w:rStyle w:val="Hyperlink"/>
+            <w:lang w:val="en-US"/>
+          </w:rPr>
+          <w:t xml:space="preserve">Reading an Enzyme’s Name</w:t>
+        </w:r>
+      </w:hyperlink>
+      <w:r>
+        <w:rPr>
+          <w:lang w:val="en-US"/>
+        </w:rPr>
+        <w:t xml:space="preserve">,</w:t>
+      </w:r>
+      <w:r>
+        <w:rPr>
+          <w:lang w:val="en-US"/>
+        </w:rPr>
+        <w:t xml:space="preserve"> </w:t>
+      </w:r>
+      <w:hyperlink r:id="rId105">
+        <w:r>
+          <w:rPr>
+            <w:rStyle w:val="Hyperlink"/>
+            <w:lang w:val="en-US"/>
+          </w:rPr>
+          <w:t xml:space="preserve">Sugar Rings (Hemiacetals)</w:t>
+        </w:r>
+      </w:hyperlink>
+    </w:p>
+    <w:p>
+      <w:pPr>
         <w:pStyle w:val="Heading3"/>
       </w:pPr>
       <w:r>
@@ -7321,8 +7945,8 @@
         <w:t xml:space="preserve">Archer Gallery Visit in place of a lab</w:t>
       </w:r>
     </w:p>
-    <w:bookmarkEnd w:id="81"/>
-    <w:bookmarkStart w:id="82" w:name="week-7-carbohydrates-and-lipids"/>
+    <w:bookmarkEnd w:id="106"/>
+    <w:bookmarkStart w:id="111" w:name="week-7-carbohydrates-and-lipids"/>
     <w:p>
       <w:pPr>
         <w:pStyle w:val="Heading2"/>
@@ -7409,6 +8033,150 @@
     </w:p>
     <w:p>
       <w:pPr>
+        <w:pStyle w:val="Compact"/>
+        <w:numPr>
+          <w:ilvl w:val="0"/>
+          <w:numId w:val="1025"/>
+        </w:numPr>
+      </w:pPr>
+      <w:r>
+        <w:rPr>
+          <w:lang w:val="en-US"/>
+        </w:rPr>
+        <w:t xml:space="preserve">Naming guide:</w:t>
+      </w:r>
+      <w:r>
+        <w:rPr>
+          <w:lang w:val="en-US"/>
+        </w:rPr>
+        <w:t xml:space="preserve"> </w:t>
+      </w:r>
+      <w:hyperlink r:id="rId107">
+        <w:r>
+          <w:rPr>
+            <w:rStyle w:val="Hyperlink"/>
+            <w:lang w:val="en-US"/>
+          </w:rPr>
+          <w:t xml:space="preserve">Fatty Acids: Chain Length and Cis/Trans</w:t>
+        </w:r>
+      </w:hyperlink>
+    </w:p>
+    <w:p>
+      <w:pPr>
+        <w:pStyle w:val="Compact"/>
+        <w:numPr>
+          <w:ilvl w:val="0"/>
+          <w:numId w:val="1025"/>
+        </w:numPr>
+      </w:pPr>
+      <w:r>
+        <w:rPr>
+          <w:lang w:val="en-US"/>
+        </w:rPr>
+        <w:t xml:space="preserve">Reactions guide:</w:t>
+      </w:r>
+      <w:r>
+        <w:rPr>
+          <w:lang w:val="en-US"/>
+        </w:rPr>
+        <w:t xml:space="preserve"> </w:t>
+      </w:r>
+      <w:hyperlink r:id="rId108">
+        <w:r>
+          <w:rPr>
+            <w:rStyle w:val="Hyperlink"/>
+            <w:lang w:val="en-US"/>
+          </w:rPr>
+          <w:t xml:space="preserve">Sugar Oxidation and Reduction</w:t>
+        </w:r>
+      </w:hyperlink>
+      <w:r>
+        <w:rPr>
+          <w:lang w:val="en-US"/>
+        </w:rPr>
+        <w:t xml:space="preserve">,</w:t>
+      </w:r>
+      <w:r>
+        <w:rPr>
+          <w:lang w:val="en-US"/>
+        </w:rPr>
+        <w:t xml:space="preserve"> </w:t>
+      </w:r>
+      <w:hyperlink r:id="rId109">
+        <w:r>
+          <w:rPr>
+            <w:rStyle w:val="Hyperlink"/>
+            <w:lang w:val="en-US"/>
+          </w:rPr>
+          <w:t xml:space="preserve">Reducing Sugars and Benedict’s Test</w:t>
+        </w:r>
+      </w:hyperlink>
+      <w:r>
+        <w:rPr>
+          <w:lang w:val="en-US"/>
+        </w:rPr>
+        <w:t xml:space="preserve">,</w:t>
+      </w:r>
+      <w:r>
+        <w:rPr>
+          <w:lang w:val="en-US"/>
+        </w:rPr>
+        <w:t xml:space="preserve"> </w:t>
+      </w:r>
+      <w:hyperlink r:id="rId98">
+        <w:r>
+          <w:rPr>
+            <w:rStyle w:val="Hyperlink"/>
+            <w:lang w:val="en-US"/>
+          </w:rPr>
+          <w:t xml:space="preserve">Glycosidic Bonds and Triglycerides</w:t>
+        </w:r>
+      </w:hyperlink>
+      <w:r>
+        <w:rPr>
+          <w:lang w:val="en-US"/>
+        </w:rPr>
+        <w:t xml:space="preserve">,</w:t>
+      </w:r>
+      <w:r>
+        <w:rPr>
+          <w:lang w:val="en-US"/>
+        </w:rPr>
+        <w:t xml:space="preserve"> </w:t>
+      </w:r>
+      <w:hyperlink r:id="rId103">
+        <w:r>
+          <w:rPr>
+            <w:rStyle w:val="Hyperlink"/>
+            <w:lang w:val="en-US"/>
+          </w:rPr>
+          <w:t xml:space="preserve">Digestion and Saponification</w:t>
+        </w:r>
+      </w:hyperlink>
+      <w:r>
+        <w:rPr>
+          <w:lang w:val="en-US"/>
+        </w:rPr>
+        <w:t xml:space="preserve">,</w:t>
+      </w:r>
+      <w:r>
+        <w:rPr>
+          <w:lang w:val="en-US"/>
+        </w:rPr>
+        <w:t xml:space="preserve"> </w:t>
+      </w:r>
+      <w:hyperlink r:id="rId110">
+        <w:r>
+          <w:rPr>
+            <w:rStyle w:val="Hyperlink"/>
+            <w:lang w:val="en-US"/>
+          </w:rPr>
+          <w:t xml:space="preserve">Margarine and Trans Fats</w:t>
+        </w:r>
+      </w:hyperlink>
+    </w:p>
+    <w:p>
+      <w:pPr>
         <w:pStyle w:val="Heading3"/>
       </w:pPr>
       <w:r>
@@ -7463,8 +8231,8 @@
         <w:t xml:space="preserve">Bioremediation lab finishes with a Graphing Workshop</w:t>
       </w:r>
     </w:p>
-    <w:bookmarkEnd w:id="82"/>
-    <w:bookmarkStart w:id="83" w:name="week-8-cell-membranes-and-nucleic-acids"/>
+    <w:bookmarkEnd w:id="111"/>
+    <w:bookmarkStart w:id="114" w:name="week-8-cell-membranes-and-nucleic-acids"/>
     <w:p>
       <w:pPr>
         <w:pStyle w:val="Heading2"/>
@@ -7563,6 +8331,57 @@
     </w:p>
     <w:p>
       <w:pPr>
+        <w:pStyle w:val="Compact"/>
+        <w:numPr>
+          <w:ilvl w:val="0"/>
+          <w:numId w:val="1027"/>
+        </w:numPr>
+      </w:pPr>
+      <w:r>
+        <w:rPr>
+          <w:lang w:val="en-US"/>
+        </w:rPr>
+        <w:t xml:space="preserve">Naming guide:</w:t>
+      </w:r>
+      <w:r>
+        <w:rPr>
+          <w:lang w:val="en-US"/>
+        </w:rPr>
+        <w:t xml:space="preserve"> </w:t>
+      </w:r>
+      <w:hyperlink r:id="rId112">
+        <w:r>
+          <w:rPr>
+            <w:rStyle w:val="Hyperlink"/>
+            <w:lang w:val="en-US"/>
+          </w:rPr>
+          <w:t xml:space="preserve">Steroids</w:t>
+        </w:r>
+      </w:hyperlink>
+      <w:r>
+        <w:rPr>
+          <w:lang w:val="en-US"/>
+        </w:rPr>
+        <w:t xml:space="preserve">,</w:t>
+      </w:r>
+      <w:r>
+        <w:rPr>
+          <w:lang w:val="en-US"/>
+        </w:rPr>
+        <w:t xml:space="preserve"> </w:t>
+      </w:r>
+      <w:hyperlink r:id="rId113">
+        <w:r>
+          <w:rPr>
+            <w:rStyle w:val="Hyperlink"/>
+            <w:lang w:val="en-US"/>
+          </w:rPr>
+          <w:t xml:space="preserve">Nitrogen Rings</w:t>
+        </w:r>
+      </w:hyperlink>
+    </w:p>
+    <w:p>
+      <w:pPr>
         <w:pStyle w:val="Heading3"/>
       </w:pPr>
       <w:r>
@@ -7617,8 +8436,8 @@
         <w:t xml:space="preserve">Also this week: Unit Quiz 3 (Ch. 16 + Ch. 14)</w:t>
       </w:r>
     </w:p>
-    <w:bookmarkEnd w:id="83"/>
-    <w:bookmarkStart w:id="84" w:name="Xf52e2a1438eb51eedf41392730bb350ab07441d"/>
+    <w:bookmarkEnd w:id="114"/>
+    <w:bookmarkStart w:id="118" w:name="Xf52e2a1438eb51eedf41392730bb350ab07441d"/>
     <w:p>
       <w:pPr>
         <w:pStyle w:val="Heading2"/>
@@ -7717,6 +8536,108 @@
     </w:p>
     <w:p>
       <w:pPr>
+        <w:pStyle w:val="Compact"/>
+        <w:numPr>
+          <w:ilvl w:val="0"/>
+          <w:numId w:val="1029"/>
+        </w:numPr>
+      </w:pPr>
+      <w:r>
+        <w:rPr>
+          <w:lang w:val="en-US"/>
+        </w:rPr>
+        <w:t xml:space="preserve">Naming guide:</w:t>
+      </w:r>
+      <w:r>
+        <w:rPr>
+          <w:lang w:val="en-US"/>
+        </w:rPr>
+        <w:t xml:space="preserve"> </w:t>
+      </w:r>
+      <w:hyperlink r:id="rId115">
+        <w:r>
+          <w:rPr>
+            <w:rStyle w:val="Hyperlink"/>
+            <w:lang w:val="en-US"/>
+          </w:rPr>
+          <w:t xml:space="preserve">Phosphates and ATP</w:t>
+        </w:r>
+      </w:hyperlink>
+    </w:p>
+    <w:p>
+      <w:pPr>
+        <w:pStyle w:val="Compact"/>
+        <w:numPr>
+          <w:ilvl w:val="0"/>
+          <w:numId w:val="1029"/>
+        </w:numPr>
+      </w:pPr>
+      <w:r>
+        <w:rPr>
+          <w:lang w:val="en-US"/>
+        </w:rPr>
+        <w:t xml:space="preserve">Reactions guide:</w:t>
+      </w:r>
+      <w:r>
+        <w:rPr>
+          <w:lang w:val="en-US"/>
+        </w:rPr>
+        <w:t xml:space="preserve"> </w:t>
+      </w:r>
+      <w:hyperlink r:id="rId116">
+        <w:r>
+          <w:rPr>
+            <w:rStyle w:val="Hyperlink"/>
+            <w:lang w:val="en-US"/>
+          </w:rPr>
+          <w:t xml:space="preserve">Reactions in Metabolism</w:t>
+        </w:r>
+      </w:hyperlink>
+      <w:r>
+        <w:rPr>
+          <w:lang w:val="en-US"/>
+        </w:rPr>
+        <w:t xml:space="preserve">,</w:t>
+      </w:r>
+      <w:r>
+        <w:rPr>
+          <w:lang w:val="en-US"/>
+        </w:rPr>
+        <w:t xml:space="preserve"> </w:t>
+      </w:r>
+      <w:hyperlink r:id="rId117">
+        <w:r>
+          <w:rPr>
+            <w:rStyle w:val="Hyperlink"/>
+            <w:lang w:val="en-US"/>
+          </w:rPr>
+          <w:t xml:space="preserve">NAD⁺ and FAD as Coenzymes</w:t>
+        </w:r>
+      </w:hyperlink>
+      <w:r>
+        <w:rPr>
+          <w:lang w:val="en-US"/>
+        </w:rPr>
+        <w:t xml:space="preserve">,</w:t>
+      </w:r>
+      <w:r>
+        <w:rPr>
+          <w:lang w:val="en-US"/>
+        </w:rPr>
+        <w:t xml:space="preserve"> </w:t>
+      </w:r>
+      <w:hyperlink r:id="rId104">
+        <w:r>
+          <w:rPr>
+            <w:rStyle w:val="Hyperlink"/>
+            <w:lang w:val="en-US"/>
+          </w:rPr>
+          <w:t xml:space="preserve">Reading an Enzyme’s Name</w:t>
+        </w:r>
+      </w:hyperlink>
+    </w:p>
+    <w:p>
+      <w:pPr>
         <w:pStyle w:val="Heading3"/>
       </w:pPr>
       <w:r>
@@ -7771,8 +8692,8 @@
         <w:t xml:space="preserve">Seed-toxicology lab prep begins this week (advance germination time)</w:t>
       </w:r>
     </w:p>
-    <w:bookmarkEnd w:id="84"/>
-    <w:bookmarkStart w:id="85" w:name="X8b13cc2bc9fa4be22b90fbca6b049f5172071d3"/>
+    <w:bookmarkEnd w:id="118"/>
+    <w:bookmarkStart w:id="121" w:name="X8b13cc2bc9fa4be22b90fbca6b049f5172071d3"/>
     <w:p>
       <w:pPr>
         <w:pStyle w:val="Heading2"/>
@@ -7898,6 +8819,57 @@
     </w:p>
     <w:p>
       <w:pPr>
+        <w:pStyle w:val="Compact"/>
+        <w:numPr>
+          <w:ilvl w:val="0"/>
+          <w:numId w:val="1031"/>
+        </w:numPr>
+      </w:pPr>
+      <w:r>
+        <w:rPr>
+          <w:lang w:val="en-US"/>
+        </w:rPr>
+        <w:t xml:space="preserve">Reactions guide:</w:t>
+      </w:r>
+      <w:r>
+        <w:rPr>
+          <w:lang w:val="en-US"/>
+        </w:rPr>
+        <w:t xml:space="preserve"> </w:t>
+      </w:r>
+      <w:hyperlink r:id="rId119">
+        <w:r>
+          <w:rPr>
+            <w:rStyle w:val="Hyperlink"/>
+            <w:lang w:val="en-US"/>
+          </w:rPr>
+          <w:t xml:space="preserve">One Pattern, Used Again and Again</w:t>
+        </w:r>
+      </w:hyperlink>
+      <w:r>
+        <w:rPr>
+          <w:lang w:val="en-US"/>
+        </w:rPr>
+        <w:t xml:space="preserve">,</w:t>
+      </w:r>
+      <w:r>
+        <w:rPr>
+          <w:lang w:val="en-US"/>
+        </w:rPr>
+        <w:t xml:space="preserve"> </w:t>
+      </w:r>
+      <w:hyperlink r:id="rId120">
+        <w:r>
+          <w:rPr>
+            <w:rStyle w:val="Hyperlink"/>
+            <w:lang w:val="en-US"/>
+          </w:rPr>
+          <w:t xml:space="preserve">Combustion: The Whole Trip at Once</w:t>
+        </w:r>
+      </w:hyperlink>
+    </w:p>
+    <w:p>
+      <w:pPr>
         <w:pStyle w:val="Heading3"/>
       </w:pPr>
       <w:r>
@@ -7979,8 +8951,8 @@
         <w:t xml:space="preserve">Finals week: course potluck</w:t>
       </w:r>
     </w:p>
-    <w:bookmarkEnd w:id="85"/>
-    <w:bookmarkEnd w:id="86"/>
+    <w:bookmarkEnd w:id="121"/>
+    <w:bookmarkEnd w:id="122"/>
     <w:sectPr xmlns:r="http://schemas.openxmlformats.org/officeDocument/2006/relationships">
       <w:footerReference r:id="rIdFtr1" w:type="default"/>
       <w:pgSz w:h="15840" w:w="12240"/>

--- a/downloads/CHEM131_Syllabus_Fall2026_Accessible.docx
+++ b/downloads/CHEM131_Syllabus_Fall2026_Accessible.docx
@@ -305,7 +305,7 @@
               <w:rPr>
                 <w:lang w:val="en-US"/>
               </w:rPr>
-              <w:t xml:space="preserve">About 10–12 hours a week — most of it on Canvas, plus your 4-hour on-campus lab.</w:t>
+              <w:t xml:space="preserve">About 10–12 hours a week outside of lab, plus your 4-hour on-campus lab — see How to Work in This Class.</w:t>
             </w:r>
           </w:p>
         </w:tc>
@@ -571,7 +571,7 @@
               <w:rPr>
                 <w:lang w:val="en-US"/>
               </w:rPr>
-              <w:t xml:space="preserve">Your weekly Team Discussion format — named for its posting structure (three problem areas, two areas of interest, one insight from the video key).</w:t>
+              <w:t xml:space="preserve">Your weekly Team Discussion format — named for its posting structure (three problem areas, two areas of interest, one triage question you bring to your team’s huddle in lab).</w:t>
             </w:r>
           </w:p>
         </w:tc>
@@ -872,7 +872,7 @@
         <w:rPr>
           <w:lang w:val="en-US"/>
         </w:rPr>
-        <w:t xml:space="preserve">Confirm you have both your Chemfolio and lab manual from the Clark Bookstore before class — your first 3-2-1 team post is due that Wednesday.</w:t>
+        <w:t xml:space="preserve">Confirm you have both your Chemfolio and lab manual from the Clark Bookstore before class — your first 3-2-1 team post is due that Thursday, your second lab day.</w:t>
       </w:r>
     </w:p>
     <w:bookmarkEnd w:id="11"/>
@@ -1351,7 +1351,7 @@
       </w:tr>
     </w:tbl>
     <w:bookmarkEnd w:id="15"/>
-    <w:bookmarkStart w:id="21" w:name="welcome-to-class"/>
+    <w:bookmarkStart w:id="22" w:name="welcome-to-class"/>
     <w:p>
       <w:pPr>
         <w:pStyle w:val="Heading1"/>
@@ -1675,7 +1675,7 @@
               <w:rPr>
                 <w:lang w:val="en-US"/>
               </w:rPr>
-              <w:t xml:space="preserve">3-2-1 Team post + upload due; OOL discussion post due</w:t>
+              <w:t xml:space="preserve">OOL discussion post due</w:t>
             </w:r>
           </w:p>
         </w:tc>
@@ -1694,21 +1694,21 @@
               <w:rPr>
                 <w:lang w:val="en-US"/>
               </w:rPr>
-              <w:t xml:space="preserve">Thursday</w:t>
-            </w:r>
-          </w:p>
-        </w:tc>
-        <w:tc>
-          <w:tcPr/>
-          <w:p>
-            <w:pPr>
-              <w:pStyle w:val="Compact"/>
-            </w:pPr>
-            <w:r>
-              <w:rPr>
-                <w:lang w:val="en-US"/>
-              </w:rPr>
-              <w:t xml:space="preserve">3-2-1 Team Lead Summary post due (Team Lead only, that week)</w:t>
+              <w:t xml:space="preserve">Thursday (second lab day)</w:t>
+            </w:r>
+          </w:p>
+        </w:tc>
+        <w:tc>
+          <w:tcPr/>
+          <w:p>
+            <w:pPr>
+              <w:pStyle w:val="Compact"/>
+            </w:pPr>
+            <w:r>
+              <w:rPr>
+                <w:lang w:val="en-US"/>
+              </w:rPr>
+              <w:t xml:space="preserve">Team huddle in lab; 3-2-1 Team post due, covering both Activities</w:t>
             </w:r>
           </w:p>
         </w:tc>
@@ -1741,7 +1741,7 @@
               <w:rPr>
                 <w:lang w:val="en-US"/>
               </w:rPr>
-              <w:t xml:space="preserve">OOL replies due; Lab Results (20 pts), Findings (10 pts), and Conclusions (20 pts) due</w:t>
+              <w:t xml:space="preserve">TEAM LEAD POST due (Team Lead only, that week); OOL replies due; Lab Results (20 pts), Findings (10 pts), and Conclusions (20 pts) due</w:t>
             </w:r>
           </w:p>
         </w:tc>
@@ -1774,7 +1774,7 @@
               <w:rPr>
                 <w:lang w:val="en-US"/>
               </w:rPr>
-              <w:t xml:space="preserve">3-2-1 Team post + replies to all 3 teammates + upload due; ALEKS homework due; Lab Background (10 pts) and Methods (40 pts) due</w:t>
+              <w:t xml:space="preserve">3-2-1 replies to two teammates’ ONE questions + both Activity PDF uploads due; ALEKS homework due; Lab Background (10 pts) and Methods (40 pts) due</w:t>
             </w:r>
           </w:p>
         </w:tc>
@@ -1830,8 +1830,265 @@
       </w:r>
     </w:p>
     <w:bookmarkEnd w:id="20"/>
+    <w:bookmarkStart w:id="21" w:name="how-to-work-in-this-class"/>
+    <w:p>
+      <w:pPr>
+        <w:pStyle w:val="Heading2"/>
+      </w:pPr>
+      <w:r>
+        <w:rPr>
+          <w:lang w:val="en-US"/>
+        </w:rPr>
+        <w:t xml:space="preserve">How to Work in This Class</w:t>
+      </w:r>
+    </w:p>
+    <w:p>
+      <w:pPr>
+        <w:pStyle w:val="FirstParagraph"/>
+      </w:pPr>
+      <w:r>
+        <w:rPr>
+          <w:i/>
+          <w:iCs/>
+          <w:lang w:val="en-US"/>
+        </w:rPr>
+        <w:t xml:space="preserve">TL;DR: Same Activities as the in-person sections, on your schedule. Try each Activity on your own first, then use the Video Key to check and correct your work. Plan on 10–12 hours a week outside of lab. If it’s taking more, or you’re putting in that time and your quiz scores are low, check in with me.</w:t>
+      </w:r>
+    </w:p>
+    <w:p>
+      <w:pPr>
+        <w:pStyle w:val="BodyText"/>
+      </w:pPr>
+      <w:r>
+        <w:rPr>
+          <w:b/>
+          <w:bCs/>
+          <w:lang w:val="en-US"/>
+        </w:rPr>
+        <w:t xml:space="preserve">Same course, your schedule.</w:t>
+      </w:r>
+      <w:r>
+        <w:rPr>
+          <w:lang w:val="en-US"/>
+        </w:rPr>
+        <w:t xml:space="preserve"> </w:t>
+      </w:r>
+      <w:r>
+        <w:rPr>
+          <w:lang w:val="en-US"/>
+        </w:rPr>
+        <w:t xml:space="preserve">In-person sections spend 3 hours a week in class working these same Chemfolio Activities together, then finish and review outside class with the Video Keys. You do the same work. The only difference is that you choose when, and how fast.</w:t>
+      </w:r>
+    </w:p>
+    <w:p>
+      <w:pPr>
+        <w:pStyle w:val="BodyText"/>
+      </w:pPr>
+      <w:r>
+        <w:rPr>
+          <w:b/>
+          <w:bCs/>
+          <w:lang w:val="en-US"/>
+        </w:rPr>
+        <w:t xml:space="preserve">How to work an Activity</w:t>
+      </w:r>
+    </w:p>
+    <w:p>
+      <w:pPr>
+        <w:pStyle w:val="Compact"/>
+        <w:numPr>
+          <w:ilvl w:val="0"/>
+          <w:numId w:val="1002"/>
+        </w:numPr>
+      </w:pPr>
+      <w:r>
+        <w:rPr>
+          <w:lang w:val="en-US"/>
+        </w:rPr>
+        <w:t xml:space="preserve">Read the assigned Smith section.</w:t>
+      </w:r>
+    </w:p>
+    <w:p>
+      <w:pPr>
+        <w:pStyle w:val="Compact"/>
+        <w:numPr>
+          <w:ilvl w:val="0"/>
+          <w:numId w:val="1002"/>
+        </w:numPr>
+      </w:pPr>
+      <w:r>
+        <w:rPr>
+          <w:lang w:val="en-US"/>
+        </w:rPr>
+        <w:t xml:space="preserve">Work the Activity in your Chemfolio on your own. Don’t start the video yet.</w:t>
+      </w:r>
+    </w:p>
+    <w:p>
+      <w:pPr>
+        <w:pStyle w:val="Compact"/>
+        <w:numPr>
+          <w:ilvl w:val="0"/>
+          <w:numId w:val="1002"/>
+        </w:numPr>
+      </w:pPr>
+      <w:r>
+        <w:rPr>
+          <w:lang w:val="en-US"/>
+        </w:rPr>
+        <w:t xml:space="preserve">Mark where you got stuck. That’s your THREE.</w:t>
+      </w:r>
+    </w:p>
+    <w:p>
+      <w:pPr>
+        <w:pStyle w:val="Compact"/>
+        <w:numPr>
+          <w:ilvl w:val="0"/>
+          <w:numId w:val="1002"/>
+        </w:numPr>
+      </w:pPr>
+      <w:r>
+        <w:rPr>
+          <w:lang w:val="en-US"/>
+        </w:rPr>
+        <w:t xml:space="preserve">Watch the Video Key to check and correct your work, and note in your Chemfolio what changed.</w:t>
+      </w:r>
+    </w:p>
+    <w:p>
+      <w:pPr>
+        <w:pStyle w:val="Compact"/>
+        <w:numPr>
+          <w:ilvl w:val="0"/>
+          <w:numId w:val="1002"/>
+        </w:numPr>
+      </w:pPr>
+      <w:r>
+        <w:rPr>
+          <w:lang w:val="en-US"/>
+        </w:rPr>
+        <w:t xml:space="preserve">Bring what’s still unclear to your team’s huddle. That’s your ONE.</w:t>
+      </w:r>
+    </w:p>
+    <w:p>
+      <w:pPr>
+        <w:pStyle w:val="FirstParagraph"/>
+      </w:pPr>
+      <w:r>
+        <w:rPr>
+          <w:b/>
+          <w:bCs/>
+          <w:lang w:val="en-US"/>
+        </w:rPr>
+        <w:t xml:space="preserve">Why this order matters.</w:t>
+      </w:r>
+      <w:r>
+        <w:rPr>
+          <w:lang w:val="en-US"/>
+        </w:rPr>
+        <w:t xml:space="preserve"> </w:t>
+      </w:r>
+      <w:r>
+        <w:rPr>
+          <w:lang w:val="en-US"/>
+        </w:rPr>
+        <w:t xml:space="preserve">Points come from completing the work, but quizzes measure what you learned, and quizzes don’t come with a video. If you can only do a problem while the video is playing, you haven’t learned it yet. Getting stuck first and then fixing it is what makes it stick.</w:t>
+      </w:r>
+    </w:p>
+    <w:p>
+      <w:pPr>
+        <w:pStyle w:val="BodyText"/>
+      </w:pPr>
+      <w:r>
+        <w:rPr>
+          <w:b/>
+          <w:bCs/>
+          <w:lang w:val="en-US"/>
+        </w:rPr>
+        <w:t xml:space="preserve">How much time.</w:t>
+      </w:r>
+      <w:r>
+        <w:rPr>
+          <w:lang w:val="en-US"/>
+        </w:rPr>
+        <w:t xml:space="preserve"> </w:t>
+      </w:r>
+      <w:r>
+        <w:rPr>
+          <w:lang w:val="en-US"/>
+        </w:rPr>
+        <w:t xml:space="preserve">Plan on 10–12 hours a week outside of lab. Check in with me if either of these happens:</w:t>
+      </w:r>
+    </w:p>
+    <w:p>
+      <w:pPr>
+        <w:pStyle w:val="Compact"/>
+        <w:numPr>
+          <w:ilvl w:val="0"/>
+          <w:numId w:val="1003"/>
+        </w:numPr>
+      </w:pPr>
+      <w:r>
+        <w:rPr>
+          <w:lang w:val="en-US"/>
+        </w:rPr>
+        <w:t xml:space="preserve">You’re regularly spending more than 12 hours a week.</w:t>
+      </w:r>
+    </w:p>
+    <w:p>
+      <w:pPr>
+        <w:pStyle w:val="Compact"/>
+        <w:numPr>
+          <w:ilvl w:val="0"/>
+          <w:numId w:val="1003"/>
+        </w:numPr>
+      </w:pPr>
+      <w:r>
+        <w:rPr>
+          <w:lang w:val="en-US"/>
+        </w:rPr>
+        <w:t xml:space="preserve">You’re putting in 10–12 hours and doing all the work, but your quiz scores are low.</w:t>
+      </w:r>
+    </w:p>
+    <w:p>
+      <w:pPr>
+        <w:pStyle w:val="FirstParagraph"/>
+      </w:pPr>
+      <w:r>
+        <w:rPr>
+          <w:lang w:val="en-US"/>
+        </w:rPr>
+        <w:t xml:space="preserve">Either one means something about how you’re working needs adjusting, and that’s what Help Hours are for.</w:t>
+      </w:r>
+    </w:p>
+    <w:p>
+      <w:pPr>
+        <w:pStyle w:val="Callout"/>
+      </w:pPr>
+      <w:r>
+        <w:rPr>
+          <w:b/>
+          <w:bCs/>
+          <w:lang w:val="en-US"/>
+        </w:rPr>
+        <w:t xml:space="preserve">Dr. B’s Note:</w:t>
+      </w:r>
+      <w:r>
+        <w:rPr>
+          <w:lang w:val="en-US"/>
+        </w:rPr>
+        <w:t xml:space="preserve"> </w:t>
+      </w:r>
+      <w:r>
+        <w:rPr>
+          <w:i/>
+          <w:iCs/>
+          <w:lang w:val="en-US"/>
+        </w:rPr>
+        <w:t xml:space="preserve">Work smarter, not harder. Slow is smooth, and smooth is fast. Put your effort where it pays off most directly in learning: 3-2-1 Team Posts (15%), ALEKS Problem Sets (15%), and Quizzes (20%) together make up 50% of your grade — see How Will I Be Graded below. Lab work and OOL matter too, and both take real writing and analysis. Both will feel slow at first, and you’ll get faster as we go. That’s the point: both are professional expectations in your future career, which is why they’re in this class.</w:t>
+      </w:r>
+    </w:p>
     <w:bookmarkEnd w:id="21"/>
-    <w:bookmarkStart w:id="23" w:name="about-your-instructor"/>
+    <w:bookmarkEnd w:id="22"/>
+    <w:bookmarkStart w:id="24" w:name="about-your-instructor"/>
     <w:p>
       <w:pPr>
         <w:pStyle w:val="Heading1"/>
@@ -2087,7 +2344,7 @@
         </w:tc>
       </w:tr>
     </w:tbl>
-    <w:bookmarkStart w:id="22" w:name="what-can-you-expect-from-me"/>
+    <w:bookmarkStart w:id="23" w:name="what-can-you-expect-from-me"/>
     <w:p>
       <w:pPr>
         <w:pStyle w:val="Heading2"/>
@@ -2135,9 +2392,9 @@
         <w:t xml:space="preserve">— Dr. B</w:t>
       </w:r>
     </w:p>
-    <w:bookmarkEnd w:id="22"/>
     <w:bookmarkEnd w:id="23"/>
-    <w:bookmarkStart w:id="26" w:name="what-course-materials-will-i-need"/>
+    <w:bookmarkEnd w:id="24"/>
+    <w:bookmarkStart w:id="27" w:name="what-course-materials-will-i-need"/>
     <w:p>
       <w:pPr>
         <w:pStyle w:val="Heading1"/>
@@ -2233,7 +2490,7 @@
               <w:pStyle w:val="Compact"/>
               <w:numPr>
                 <w:ilvl w:val="0"/>
-                <w:numId w:val="1002"/>
+                <w:numId w:val="1004"/>
               </w:numPr>
             </w:pPr>
             <w:r>
@@ -2276,7 +2533,7 @@
               <w:pStyle w:val="Compact"/>
               <w:numPr>
                 <w:ilvl w:val="0"/>
-                <w:numId w:val="1002"/>
+                <w:numId w:val="1004"/>
               </w:numPr>
             </w:pPr>
             <w:r>
@@ -2319,7 +2576,7 @@
               <w:pStyle w:val="Compact"/>
               <w:numPr>
                 <w:ilvl w:val="0"/>
-                <w:numId w:val="1002"/>
+                <w:numId w:val="1004"/>
               </w:numPr>
             </w:pPr>
             <w:r>
@@ -2342,7 +2599,7 @@
               <w:pStyle w:val="Compact"/>
               <w:numPr>
                 <w:ilvl w:val="0"/>
-                <w:numId w:val="1002"/>
+                <w:numId w:val="1004"/>
               </w:numPr>
             </w:pPr>
             <w:r>
@@ -2371,7 +2628,7 @@
               <w:pStyle w:val="Compact"/>
               <w:numPr>
                 <w:ilvl w:val="0"/>
-                <w:numId w:val="1002"/>
+                <w:numId w:val="1004"/>
               </w:numPr>
             </w:pPr>
             <w:r>
@@ -2551,7 +2808,7 @@
               </w:rPr>
               <w:t xml:space="preserve"> </w:t>
             </w:r>
-            <w:hyperlink r:id="rId24">
+            <w:hyperlink r:id="rId25">
               <w:r>
                 <w:rPr>
                   <w:rStyle w:val="Hyperlink"/>
@@ -2613,7 +2870,7 @@
               </w:rPr>
               <w:t xml:space="preserve"> </w:t>
             </w:r>
-            <w:hyperlink r:id="rId25">
+            <w:hyperlink r:id="rId26">
               <w:r>
                 <w:rPr>
                   <w:rStyle w:val="Hyperlink"/>
@@ -2643,8 +2900,8 @@
         </w:tc>
       </w:tr>
     </w:tbl>
-    <w:bookmarkEnd w:id="26"/>
-    <w:bookmarkStart w:id="32" w:name="what-are-the-course-agreements"/>
+    <w:bookmarkEnd w:id="27"/>
+    <w:bookmarkStart w:id="33" w:name="what-are-the-course-agreements"/>
     <w:p>
       <w:pPr>
         <w:pStyle w:val="Heading1"/>
@@ -2669,7 +2926,7 @@
         <w:t xml:space="preserve">TL;DR: Message me in Canvas Inbox, cite anything that isn’t yours, never use AI to create anything you submit, and show up ready to work.</w:t>
       </w:r>
     </w:p>
-    <w:bookmarkStart w:id="27" w:name="communication"/>
+    <w:bookmarkStart w:id="28" w:name="communication"/>
     <w:p>
       <w:pPr>
         <w:pStyle w:val="Heading2"/>
@@ -2692,8 +2949,8 @@
         <w:t xml:space="preserve">Canvas Inbox is our channel — for everything. I don’t use email during the term, so if you send a Clark email, expect it to go unanswered; message me through Canvas Inbox instead. I respond within 24 hours on weekdays.</w:t>
       </w:r>
     </w:p>
-    <w:bookmarkEnd w:id="27"/>
-    <w:bookmarkStart w:id="29" w:name="citing-your-sources"/>
+    <w:bookmarkEnd w:id="28"/>
+    <w:bookmarkStart w:id="30" w:name="citing-your-sources"/>
     <w:p>
       <w:pPr>
         <w:pStyle w:val="Heading2"/>
@@ -2743,7 +3000,7 @@
         </w:rPr>
         <w:t xml:space="preserve"> </w:t>
       </w:r>
-      <w:hyperlink r:id="rId28">
+      <w:hyperlink r:id="rId29">
         <w:r>
           <w:rPr>
             <w:rStyle w:val="Hyperlink"/>
@@ -2765,8 +3022,8 @@
         <w:t xml:space="preserve">to learn about what plagiarism is and how to avoid it. It has a tutorial, tips, and style guides for citations. Ask us for help on this - it’s freely given!</w:t>
       </w:r>
     </w:p>
-    <w:bookmarkEnd w:id="29"/>
-    <w:bookmarkStart w:id="30" w:name="X557e592dac108a6d1044d97136f1b079f25201c"/>
+    <w:bookmarkEnd w:id="30"/>
+    <w:bookmarkStart w:id="31" w:name="X557e592dac108a6d1044d97136f1b079f25201c"/>
     <w:p>
       <w:pPr>
         <w:pStyle w:val="Heading2"/>
@@ -2883,7 +3140,7 @@
         <w:pStyle w:val="Compact"/>
         <w:numPr>
           <w:ilvl w:val="0"/>
-          <w:numId w:val="1003"/>
+          <w:numId w:val="1005"/>
         </w:numPr>
       </w:pPr>
       <w:r>
@@ -2900,7 +3157,7 @@
         <w:pStyle w:val="Compact"/>
         <w:numPr>
           <w:ilvl w:val="0"/>
-          <w:numId w:val="1003"/>
+          <w:numId w:val="1005"/>
         </w:numPr>
       </w:pPr>
       <w:r>
@@ -2917,7 +3174,7 @@
         <w:pStyle w:val="Compact"/>
         <w:numPr>
           <w:ilvl w:val="1"/>
-          <w:numId w:val="1004"/>
+          <w:numId w:val="1006"/>
         </w:numPr>
       </w:pPr>
       <w:r>
@@ -2932,7 +3189,7 @@
         <w:pStyle w:val="Compact"/>
         <w:numPr>
           <w:ilvl w:val="1"/>
-          <w:numId w:val="1004"/>
+          <w:numId w:val="1006"/>
         </w:numPr>
       </w:pPr>
       <w:r>
@@ -2947,7 +3204,7 @@
         <w:pStyle w:val="Compact"/>
         <w:numPr>
           <w:ilvl w:val="1"/>
-          <w:numId w:val="1004"/>
+          <w:numId w:val="1006"/>
         </w:numPr>
       </w:pPr>
       <w:r>
@@ -2962,7 +3219,7 @@
         <w:pStyle w:val="Compact"/>
         <w:numPr>
           <w:ilvl w:val="0"/>
-          <w:numId w:val="1003"/>
+          <w:numId w:val="1005"/>
         </w:numPr>
       </w:pPr>
       <w:r>
@@ -2979,7 +3236,7 @@
         <w:pStyle w:val="Compact"/>
         <w:numPr>
           <w:ilvl w:val="1"/>
-          <w:numId w:val="1005"/>
+          <w:numId w:val="1007"/>
         </w:numPr>
       </w:pPr>
       <w:r>
@@ -2994,7 +3251,7 @@
         <w:pStyle w:val="Compact"/>
         <w:numPr>
           <w:ilvl w:val="1"/>
-          <w:numId w:val="1005"/>
+          <w:numId w:val="1007"/>
         </w:numPr>
       </w:pPr>
       <w:r>
@@ -3009,7 +3266,7 @@
         <w:pStyle w:val="Compact"/>
         <w:numPr>
           <w:ilvl w:val="1"/>
-          <w:numId w:val="1005"/>
+          <w:numId w:val="1007"/>
         </w:numPr>
       </w:pPr>
       <w:r>
@@ -3024,7 +3281,7 @@
         <w:pStyle w:val="Compact"/>
         <w:numPr>
           <w:ilvl w:val="1"/>
-          <w:numId w:val="1005"/>
+          <w:numId w:val="1007"/>
         </w:numPr>
       </w:pPr>
       <w:r>
@@ -3053,7 +3310,7 @@
         <w:pStyle w:val="Compact"/>
         <w:numPr>
           <w:ilvl w:val="1"/>
-          <w:numId w:val="1005"/>
+          <w:numId w:val="1007"/>
         </w:numPr>
       </w:pPr>
       <w:r>
@@ -3082,7 +3339,7 @@
         <w:pStyle w:val="Compact"/>
         <w:numPr>
           <w:ilvl w:val="0"/>
-          <w:numId w:val="1003"/>
+          <w:numId w:val="1005"/>
         </w:numPr>
       </w:pPr>
       <w:r>
@@ -3121,8 +3378,8 @@
         <w:t xml:space="preserve">You’re entering health careers where accuracy and integrity matter. This policy isn’t about distrust — it’s about protecting your own growth as a thinker, which is the actual skill you’re here to build.</w:t>
       </w:r>
     </w:p>
-    <w:bookmarkEnd w:id="30"/>
-    <w:bookmarkStart w:id="31" w:name="classroom-norms"/>
+    <w:bookmarkEnd w:id="31"/>
+    <w:bookmarkStart w:id="32" w:name="classroom-norms"/>
     <w:p>
       <w:pPr>
         <w:pStyle w:val="Heading2"/>
@@ -3161,7 +3418,7 @@
         <w:pStyle w:val="Compact"/>
         <w:numPr>
           <w:ilvl w:val="0"/>
-          <w:numId w:val="1006"/>
+          <w:numId w:val="1008"/>
         </w:numPr>
       </w:pPr>
       <w:r>
@@ -3176,7 +3433,7 @@
         <w:pStyle w:val="Compact"/>
         <w:numPr>
           <w:ilvl w:val="0"/>
-          <w:numId w:val="1006"/>
+          <w:numId w:val="1008"/>
         </w:numPr>
       </w:pPr>
       <w:r>
@@ -3191,7 +3448,7 @@
         <w:pStyle w:val="Compact"/>
         <w:numPr>
           <w:ilvl w:val="0"/>
-          <w:numId w:val="1006"/>
+          <w:numId w:val="1008"/>
         </w:numPr>
       </w:pPr>
       <w:r>
@@ -3206,7 +3463,7 @@
         <w:pStyle w:val="Compact"/>
         <w:numPr>
           <w:ilvl w:val="0"/>
-          <w:numId w:val="1006"/>
+          <w:numId w:val="1008"/>
         </w:numPr>
       </w:pPr>
       <w:r>
@@ -3221,7 +3478,7 @@
         <w:pStyle w:val="Compact"/>
         <w:numPr>
           <w:ilvl w:val="0"/>
-          <w:numId w:val="1006"/>
+          <w:numId w:val="1008"/>
         </w:numPr>
       </w:pPr>
       <w:r>
@@ -3236,7 +3493,7 @@
         <w:pStyle w:val="Compact"/>
         <w:numPr>
           <w:ilvl w:val="0"/>
-          <w:numId w:val="1006"/>
+          <w:numId w:val="1008"/>
         </w:numPr>
       </w:pPr>
       <w:r>
@@ -3251,7 +3508,7 @@
         <w:pStyle w:val="Compact"/>
         <w:numPr>
           <w:ilvl w:val="0"/>
-          <w:numId w:val="1006"/>
+          <w:numId w:val="1008"/>
         </w:numPr>
       </w:pPr>
       <w:r>
@@ -3266,7 +3523,7 @@
         <w:pStyle w:val="Compact"/>
         <w:numPr>
           <w:ilvl w:val="0"/>
-          <w:numId w:val="1006"/>
+          <w:numId w:val="1008"/>
         </w:numPr>
       </w:pPr>
       <w:r>
@@ -3281,7 +3538,7 @@
         <w:pStyle w:val="Compact"/>
         <w:numPr>
           <w:ilvl w:val="0"/>
-          <w:numId w:val="1006"/>
+          <w:numId w:val="1008"/>
         </w:numPr>
       </w:pPr>
       <w:r>
@@ -3296,7 +3553,7 @@
         <w:pStyle w:val="Compact"/>
         <w:numPr>
           <w:ilvl w:val="0"/>
-          <w:numId w:val="1006"/>
+          <w:numId w:val="1008"/>
         </w:numPr>
       </w:pPr>
       <w:r>
@@ -3311,7 +3568,7 @@
         <w:pStyle w:val="Compact"/>
         <w:numPr>
           <w:ilvl w:val="0"/>
-          <w:numId w:val="1006"/>
+          <w:numId w:val="1008"/>
         </w:numPr>
       </w:pPr>
       <w:r>
@@ -3326,7 +3583,7 @@
         <w:pStyle w:val="Compact"/>
         <w:numPr>
           <w:ilvl w:val="0"/>
-          <w:numId w:val="1006"/>
+          <w:numId w:val="1008"/>
         </w:numPr>
       </w:pPr>
       <w:r>
@@ -3341,7 +3598,7 @@
         <w:pStyle w:val="Compact"/>
         <w:numPr>
           <w:ilvl w:val="0"/>
-          <w:numId w:val="1006"/>
+          <w:numId w:val="1008"/>
         </w:numPr>
       </w:pPr>
       <w:r>
@@ -3367,7 +3624,7 @@
         <w:pStyle w:val="Compact"/>
         <w:numPr>
           <w:ilvl w:val="0"/>
-          <w:numId w:val="1007"/>
+          <w:numId w:val="1009"/>
         </w:numPr>
       </w:pPr>
       <w:r>
@@ -3382,7 +3639,7 @@
         <w:pStyle w:val="Compact"/>
         <w:numPr>
           <w:ilvl w:val="0"/>
-          <w:numId w:val="1007"/>
+          <w:numId w:val="1009"/>
         </w:numPr>
       </w:pPr>
       <w:r>
@@ -3397,7 +3654,7 @@
         <w:pStyle w:val="Compact"/>
         <w:numPr>
           <w:ilvl w:val="0"/>
-          <w:numId w:val="1007"/>
+          <w:numId w:val="1009"/>
         </w:numPr>
       </w:pPr>
       <w:r>
@@ -3412,7 +3669,7 @@
         <w:pStyle w:val="Compact"/>
         <w:numPr>
           <w:ilvl w:val="0"/>
-          <w:numId w:val="1007"/>
+          <w:numId w:val="1009"/>
         </w:numPr>
       </w:pPr>
       <w:r>
@@ -3435,9 +3692,9 @@
         <w:t xml:space="preserve">“How you do anything is how you do everything.”</w:t>
       </w:r>
     </w:p>
-    <w:bookmarkEnd w:id="31"/>
     <w:bookmarkEnd w:id="32"/>
-    <w:bookmarkStart w:id="33" w:name="X762e0c562ca86535819c7c15adbe8dbe270c6b6"/>
+    <w:bookmarkEnd w:id="33"/>
+    <w:bookmarkStart w:id="34" w:name="X762e0c562ca86535819c7c15adbe8dbe270c6b6"/>
     <w:p>
       <w:pPr>
         <w:pStyle w:val="Heading1"/>
@@ -3478,7 +3735,7 @@
         <w:pStyle w:val="Compact"/>
         <w:numPr>
           <w:ilvl w:val="0"/>
-          <w:numId w:val="1008"/>
+          <w:numId w:val="1010"/>
         </w:numPr>
       </w:pPr>
       <w:r>
@@ -3507,7 +3764,7 @@
         <w:pStyle w:val="Compact"/>
         <w:numPr>
           <w:ilvl w:val="0"/>
-          <w:numId w:val="1008"/>
+          <w:numId w:val="1010"/>
         </w:numPr>
       </w:pPr>
       <w:r>
@@ -3536,7 +3793,7 @@
         <w:pStyle w:val="Compact"/>
         <w:numPr>
           <w:ilvl w:val="0"/>
-          <w:numId w:val="1008"/>
+          <w:numId w:val="1010"/>
         </w:numPr>
       </w:pPr>
       <w:r>
@@ -3565,7 +3822,7 @@
         <w:pStyle w:val="Compact"/>
         <w:numPr>
           <w:ilvl w:val="0"/>
-          <w:numId w:val="1008"/>
+          <w:numId w:val="1010"/>
         </w:numPr>
       </w:pPr>
       <w:r>
@@ -3594,7 +3851,7 @@
         <w:pStyle w:val="Compact"/>
         <w:numPr>
           <w:ilvl w:val="0"/>
-          <w:numId w:val="1008"/>
+          <w:numId w:val="1010"/>
         </w:numPr>
       </w:pPr>
       <w:r>
@@ -3623,7 +3880,7 @@
         <w:pStyle w:val="Compact"/>
         <w:numPr>
           <w:ilvl w:val="0"/>
-          <w:numId w:val="1008"/>
+          <w:numId w:val="1010"/>
         </w:numPr>
       </w:pPr>
       <w:r>
@@ -3676,7 +3933,7 @@
         <w:pStyle w:val="Compact"/>
         <w:numPr>
           <w:ilvl w:val="0"/>
-          <w:numId w:val="1009"/>
+          <w:numId w:val="1011"/>
         </w:numPr>
       </w:pPr>
       <w:r>
@@ -3705,7 +3962,7 @@
         <w:pStyle w:val="Compact"/>
         <w:numPr>
           <w:ilvl w:val="0"/>
-          <w:numId w:val="1009"/>
+          <w:numId w:val="1011"/>
         </w:numPr>
       </w:pPr>
       <w:r>
@@ -3734,7 +3991,7 @@
         <w:pStyle w:val="Compact"/>
         <w:numPr>
           <w:ilvl w:val="0"/>
-          <w:numId w:val="1009"/>
+          <w:numId w:val="1011"/>
         </w:numPr>
       </w:pPr>
       <w:r>
@@ -3763,7 +4020,7 @@
         <w:pStyle w:val="Compact"/>
         <w:numPr>
           <w:ilvl w:val="0"/>
-          <w:numId w:val="1009"/>
+          <w:numId w:val="1011"/>
         </w:numPr>
       </w:pPr>
       <w:r>
@@ -3975,8 +4232,8 @@
         </w:tc>
       </w:tr>
     </w:tbl>
-    <w:bookmarkEnd w:id="33"/>
-    <w:bookmarkStart w:id="40" w:name="how-will-i-be-graded-and-why"/>
+    <w:bookmarkEnd w:id="34"/>
+    <w:bookmarkStart w:id="41" w:name="how-will-i-be-graded-and-why"/>
     <w:p>
       <w:pPr>
         <w:pStyle w:val="Heading1"/>
@@ -4012,7 +4269,7 @@
         <w:t xml:space="preserve">These weights aren’t arbitrary. Lab Experiments carry the most weight because that’s where the real demonstration of your learning happens — applying what you know, not just recognizing it. Quizzes are the next-largest individual measure of your understanding. 3-2-1 Team Posts and OOL Discussions are lighter individually, but combined (30%) they carry as much weight as Labs. ALEKS Problem Sets support your learning but aren’t proof of understanding on their own, which is why they’re weighted below Labs and Quizzes. The Final TYC Project replaces a comprehensive exam because teaching a concept to someone else is a better test of whether you actually understand it than a timed exam is (e.g. “Learn one, do one, teach one.”)</w:t>
       </w:r>
     </w:p>
-    <w:bookmarkStart w:id="34" w:name="Xdd0719f115f2bfe56e3e892841df085ef5ba506"/>
+    <w:bookmarkStart w:id="35" w:name="Xdd0719f115f2bfe56e3e892841df085ef5ba506"/>
     <w:p>
       <w:pPr>
         <w:pStyle w:val="Heading2"/>
@@ -4125,7 +4382,7 @@
               <w:rPr>
                 <w:lang w:val="en-US"/>
               </w:rPr>
-              <w:t xml:space="preserve">Weekly 3-2-1 Team Discussions — lecture Activities completed and uploaded, plus your engagement with your team</w:t>
+              <w:t xml:space="preserve">Weekly 3-2-1 Team Discussions — one post Thursday after an in-lab team huddle, two replies answering teammates’ questions, and lecture Activities completed and uploaded</w:t>
             </w:r>
           </w:p>
         </w:tc>
@@ -4391,8 +4648,8 @@
         <w:t xml:space="preserve">Falling below 65% in any single category, even with a passing overall grade, means you cannot pass.</w:t>
       </w:r>
     </w:p>
-    <w:bookmarkEnd w:id="34"/>
-    <w:bookmarkStart w:id="35" w:name="about-the-lab-requirement"/>
+    <w:bookmarkEnd w:id="35"/>
+    <w:bookmarkStart w:id="36" w:name="about-the-lab-requirement"/>
     <w:p>
       <w:pPr>
         <w:pStyle w:val="Heading2"/>
@@ -4420,7 +4677,7 @@
         <w:pStyle w:val="Compact"/>
         <w:numPr>
           <w:ilvl w:val="0"/>
-          <w:numId w:val="1010"/>
+          <w:numId w:val="1012"/>
         </w:numPr>
       </w:pPr>
       <w:r>
@@ -4435,7 +4692,7 @@
         <w:pStyle w:val="Compact"/>
         <w:numPr>
           <w:ilvl w:val="0"/>
-          <w:numId w:val="1010"/>
+          <w:numId w:val="1012"/>
         </w:numPr>
       </w:pPr>
       <w:r>
@@ -4450,7 +4707,7 @@
         <w:pStyle w:val="Compact"/>
         <w:numPr>
           <w:ilvl w:val="0"/>
-          <w:numId w:val="1010"/>
+          <w:numId w:val="1012"/>
         </w:numPr>
       </w:pPr>
       <w:r>
@@ -4465,7 +4722,7 @@
         <w:pStyle w:val="Compact"/>
         <w:numPr>
           <w:ilvl w:val="0"/>
-          <w:numId w:val="1010"/>
+          <w:numId w:val="1012"/>
         </w:numPr>
       </w:pPr>
       <w:r>
@@ -4475,8 +4732,8 @@
         <w:t xml:space="preserve">Missing three weeks of lab, or having two incomplete labs, means you cannot pass the course.</w:t>
       </w:r>
     </w:p>
-    <w:bookmarkEnd w:id="35"/>
-    <w:bookmarkStart w:id="36" w:name="grading-scale"/>
+    <w:bookmarkEnd w:id="36"/>
+    <w:bookmarkStart w:id="37" w:name="grading-scale"/>
     <w:p>
       <w:pPr>
         <w:pStyle w:val="Heading2"/>
@@ -4861,8 +5118,8 @@
         </w:tc>
       </w:tr>
     </w:tbl>
-    <w:bookmarkEnd w:id="36"/>
-    <w:bookmarkStart w:id="37" w:name="late-work"/>
+    <w:bookmarkEnd w:id="37"/>
+    <w:bookmarkStart w:id="38" w:name="late-work"/>
     <w:p>
       <w:pPr>
         <w:pStyle w:val="Heading2"/>
@@ -4890,7 +5147,7 @@
         <w:pStyle w:val="Compact"/>
         <w:numPr>
           <w:ilvl w:val="0"/>
-          <w:numId w:val="1011"/>
+          <w:numId w:val="1013"/>
         </w:numPr>
       </w:pPr>
       <w:r>
@@ -4905,7 +5162,7 @@
         <w:pStyle w:val="Compact"/>
         <w:numPr>
           <w:ilvl w:val="0"/>
-          <w:numId w:val="1011"/>
+          <w:numId w:val="1013"/>
         </w:numPr>
       </w:pPr>
       <w:r>
@@ -4920,7 +5177,7 @@
         <w:pStyle w:val="Compact"/>
         <w:numPr>
           <w:ilvl w:val="0"/>
-          <w:numId w:val="1011"/>
+          <w:numId w:val="1013"/>
         </w:numPr>
       </w:pPr>
       <w:r>
@@ -4935,7 +5192,7 @@
         <w:pStyle w:val="Compact"/>
         <w:numPr>
           <w:ilvl w:val="0"/>
-          <w:numId w:val="1011"/>
+          <w:numId w:val="1013"/>
         </w:numPr>
       </w:pPr>
       <w:r>
@@ -4945,8 +5202,8 @@
         <w:t xml:space="preserve">If something requiring a prolonged absence occurs, contact me via Canvas Inbox and let’s see what solutions are possible.</w:t>
       </w:r>
     </w:p>
-    <w:bookmarkEnd w:id="37"/>
-    <w:bookmarkStart w:id="38" w:name="feedback"/>
+    <w:bookmarkEnd w:id="38"/>
+    <w:bookmarkStart w:id="39" w:name="feedback"/>
     <w:p>
       <w:pPr>
         <w:pStyle w:val="Heading2"/>
@@ -4969,8 +5226,8 @@
         <w:t xml:space="preserve">Discussions and other work are graded within 48 hours of each due date.</w:t>
       </w:r>
     </w:p>
-    <w:bookmarkEnd w:id="38"/>
-    <w:bookmarkStart w:id="39" w:name="revision"/>
+    <w:bookmarkEnd w:id="39"/>
+    <w:bookmarkStart w:id="40" w:name="revision"/>
     <w:p>
       <w:pPr>
         <w:pStyle w:val="Heading2"/>
@@ -4993,9 +5250,9 @@
         <w:t xml:space="preserve">There is no separate revision or regrade policy at this time — the late-work window above functions as the built-in opportunity to catch up before work is scored.</w:t>
       </w:r>
     </w:p>
-    <w:bookmarkEnd w:id="39"/>
     <w:bookmarkEnd w:id="40"/>
-    <w:bookmarkStart w:id="72" w:name="Xc43a7a922298ad0f9db64bde08ef36f42168a56"/>
+    <w:bookmarkEnd w:id="41"/>
+    <w:bookmarkStart w:id="73" w:name="Xc43a7a922298ad0f9db64bde08ef36f42168a56"/>
     <w:p>
       <w:pPr>
         <w:pStyle w:val="Heading1"/>
@@ -5020,7 +5277,7 @@
         <w:t xml:space="preserve">TL;DR: Tech Hub for Canvas/software problems, Tutoring or Librarians for coursework help, Basic Needs Hub if life is making this term hard.</w:t>
       </w:r>
     </w:p>
-    <w:bookmarkStart w:id="46" w:name="technical-support"/>
+    <w:bookmarkStart w:id="47" w:name="technical-support"/>
     <w:p>
       <w:pPr>
         <w:pStyle w:val="Heading2"/>
@@ -5086,7 +5343,7 @@
             <w:pPr>
               <w:pStyle w:val="Compact"/>
             </w:pPr>
-            <w:hyperlink r:id="rId41">
+            <w:hyperlink r:id="rId42">
               <w:r>
                 <w:rPr>
                   <w:rStyle w:val="Hyperlink"/>
@@ -5117,7 +5374,7 @@
               </w:rPr>
               <w:t xml:space="preserve"> </w:t>
             </w:r>
-            <w:hyperlink r:id="rId42">
+            <w:hyperlink r:id="rId43">
               <w:r>
                 <w:rPr>
                   <w:rStyle w:val="Hyperlink"/>
@@ -5144,7 +5401,7 @@
               </w:rPr>
               <w:t xml:space="preserve"> </w:t>
             </w:r>
-            <w:hyperlink r:id="rId43">
+            <w:hyperlink r:id="rId44">
               <w:r>
                 <w:rPr>
                   <w:rStyle w:val="Hyperlink"/>
@@ -5230,7 +5487,7 @@
               </w:rPr>
               <w:t xml:space="preserve"> </w:t>
             </w:r>
-            <w:hyperlink r:id="rId44">
+            <w:hyperlink r:id="rId45">
               <w:r>
                 <w:rPr>
                   <w:rStyle w:val="Hyperlink"/>
@@ -5257,7 +5514,7 @@
               </w:rPr>
               <w:t xml:space="preserve"> </w:t>
             </w:r>
-            <w:hyperlink r:id="rId45">
+            <w:hyperlink r:id="rId46">
               <w:r>
                 <w:rPr>
                   <w:rStyle w:val="Hyperlink"/>
@@ -5305,8 +5562,8 @@
         </w:tc>
       </w:tr>
     </w:tbl>
-    <w:bookmarkEnd w:id="46"/>
-    <w:bookmarkStart w:id="53" w:name="academic-support"/>
+    <w:bookmarkEnd w:id="47"/>
+    <w:bookmarkStart w:id="54" w:name="academic-support"/>
     <w:p>
       <w:pPr>
         <w:pStyle w:val="Heading2"/>
@@ -5372,7 +5629,7 @@
             <w:pPr>
               <w:pStyle w:val="Compact"/>
             </w:pPr>
-            <w:hyperlink r:id="rId47">
+            <w:hyperlink r:id="rId48">
               <w:r>
                 <w:rPr>
                   <w:rStyle w:val="Hyperlink"/>
@@ -5410,7 +5667,7 @@
             <w:pPr>
               <w:pStyle w:val="Compact"/>
             </w:pPr>
-            <w:hyperlink r:id="rId48">
+            <w:hyperlink r:id="rId49">
               <w:r>
                 <w:rPr>
                   <w:rStyle w:val="Hyperlink"/>
@@ -5441,7 +5698,7 @@
               </w:rPr>
               <w:t xml:space="preserve"> </w:t>
             </w:r>
-            <w:hyperlink r:id="rId49">
+            <w:hyperlink r:id="rId50">
               <w:r>
                 <w:rPr>
                   <w:rStyle w:val="Hyperlink"/>
@@ -5468,7 +5725,7 @@
               </w:rPr>
               <w:t xml:space="preserve"> </w:t>
             </w:r>
-            <w:hyperlink r:id="rId50">
+            <w:hyperlink r:id="rId51">
               <w:r>
                 <w:rPr>
                   <w:rStyle w:val="Hyperlink"/>
@@ -5502,7 +5759,7 @@
             <w:pPr>
               <w:pStyle w:val="Compact"/>
             </w:pPr>
-            <w:hyperlink r:id="rId51">
+            <w:hyperlink r:id="rId52">
               <w:r>
                 <w:rPr>
                   <w:rStyle w:val="Hyperlink"/>
@@ -5533,7 +5790,7 @@
               </w:rPr>
               <w:t xml:space="preserve"> </w:t>
             </w:r>
-            <w:hyperlink r:id="rId52">
+            <w:hyperlink r:id="rId53">
               <w:r>
                 <w:rPr>
                   <w:rStyle w:val="Hyperlink"/>
@@ -5552,8 +5809,8 @@
         </w:tc>
       </w:tr>
     </w:tbl>
-    <w:bookmarkEnd w:id="53"/>
-    <w:bookmarkStart w:id="71" w:name="student-support"/>
+    <w:bookmarkEnd w:id="54"/>
+    <w:bookmarkStart w:id="72" w:name="student-support"/>
     <w:p>
       <w:pPr>
         <w:pStyle w:val="Heading2"/>
@@ -5619,7 +5876,7 @@
             <w:pPr>
               <w:pStyle w:val="Compact"/>
             </w:pPr>
-            <w:hyperlink r:id="rId54">
+            <w:hyperlink r:id="rId55">
               <w:r>
                 <w:rPr>
                   <w:rStyle w:val="Hyperlink"/>
@@ -5657,7 +5914,7 @@
             <w:pPr>
               <w:pStyle w:val="Compact"/>
             </w:pPr>
-            <w:hyperlink r:id="rId55">
+            <w:hyperlink r:id="rId56">
               <w:r>
                 <w:rPr>
                   <w:rStyle w:val="Hyperlink"/>
@@ -5688,7 +5945,7 @@
               </w:rPr>
               <w:t xml:space="preserve"> </w:t>
             </w:r>
-            <w:hyperlink r:id="rId56">
+            <w:hyperlink r:id="rId57">
               <w:r>
                 <w:rPr>
                   <w:rStyle w:val="Hyperlink"/>
@@ -5722,7 +5979,7 @@
             <w:pPr>
               <w:pStyle w:val="Compact"/>
             </w:pPr>
-            <w:hyperlink r:id="rId57">
+            <w:hyperlink r:id="rId58">
               <w:r>
                 <w:rPr>
                   <w:rStyle w:val="Hyperlink"/>
@@ -5747,7 +6004,7 @@
               </w:rPr>
               <w:t xml:space="preserve">Monthly pre-packaged food boxes. Contact Cath Busha, Dean of Student Engagement (</w:t>
             </w:r>
-            <w:hyperlink r:id="rId58">
+            <w:hyperlink r:id="rId59">
               <w:r>
                 <w:rPr>
                   <w:rStyle w:val="Hyperlink"/>
@@ -5775,7 +6032,7 @@
             <w:pPr>
               <w:pStyle w:val="Compact"/>
             </w:pPr>
-            <w:hyperlink r:id="rId59">
+            <w:hyperlink r:id="rId60">
               <w:r>
                 <w:rPr>
                   <w:rStyle w:val="Hyperlink"/>
@@ -5806,7 +6063,7 @@
               </w:rPr>
               <w:t xml:space="preserve"> </w:t>
             </w:r>
-            <w:hyperlink r:id="rId60">
+            <w:hyperlink r:id="rId61">
               <w:r>
                 <w:rPr>
                   <w:rStyle w:val="Hyperlink"/>
@@ -5834,7 +6091,7 @@
             <w:pPr>
               <w:pStyle w:val="Compact"/>
             </w:pPr>
-            <w:hyperlink r:id="rId61">
+            <w:hyperlink r:id="rId62">
               <w:r>
                 <w:rPr>
                   <w:rStyle w:val="Hyperlink"/>
@@ -5865,7 +6122,7 @@
               </w:rPr>
               <w:t xml:space="preserve"> </w:t>
             </w:r>
-            <w:hyperlink r:id="rId62">
+            <w:hyperlink r:id="rId63">
               <w:r>
                 <w:rPr>
                   <w:rStyle w:val="Hyperlink"/>
@@ -5893,7 +6150,7 @@
             <w:pPr>
               <w:pStyle w:val="Compact"/>
             </w:pPr>
-            <w:hyperlink r:id="rId63">
+            <w:hyperlink r:id="rId64">
               <w:r>
                 <w:rPr>
                   <w:rStyle w:val="Hyperlink"/>
@@ -5924,7 +6181,7 @@
               </w:rPr>
               <w:t xml:space="preserve"> </w:t>
             </w:r>
-            <w:hyperlink r:id="rId64">
+            <w:hyperlink r:id="rId65">
               <w:r>
                 <w:rPr>
                   <w:rStyle w:val="Hyperlink"/>
@@ -5946,7 +6203,7 @@
             <w:pPr>
               <w:pStyle w:val="Compact"/>
             </w:pPr>
-            <w:hyperlink r:id="rId65">
+            <w:hyperlink r:id="rId66">
               <w:r>
                 <w:rPr>
                   <w:rStyle w:val="Hyperlink"/>
@@ -5977,7 +6234,7 @@
               </w:rPr>
               <w:t xml:space="preserve"> </w:t>
             </w:r>
-            <w:hyperlink r:id="rId66">
+            <w:hyperlink r:id="rId67">
               <w:r>
                 <w:rPr>
                   <w:rStyle w:val="Hyperlink"/>
@@ -6004,7 +6261,7 @@
               </w:rPr>
               <w:t xml:space="preserve"> </w:t>
             </w:r>
-            <w:hyperlink r:id="rId67">
+            <w:hyperlink r:id="rId68">
               <w:r>
                 <w:rPr>
                   <w:rStyle w:val="Hyperlink"/>
@@ -6033,7 +6290,7 @@
         </w:rPr>
         <w:t xml:space="preserve"> </w:t>
       </w:r>
-      <w:hyperlink r:id="rId25">
+      <w:hyperlink r:id="rId26">
         <w:r>
           <w:rPr>
             <w:rStyle w:val="Hyperlink"/>
@@ -6054,7 +6311,7 @@
         </w:rPr>
         <w:t xml:space="preserve"> </w:t>
       </w:r>
-      <w:hyperlink r:id="rId68">
+      <w:hyperlink r:id="rId69">
         <w:r>
           <w:rPr>
             <w:rStyle w:val="Hyperlink"/>
@@ -6075,7 +6332,7 @@
         </w:rPr>
         <w:t xml:space="preserve"> </w:t>
       </w:r>
-      <w:hyperlink r:id="rId69">
+      <w:hyperlink r:id="rId70">
         <w:r>
           <w:rPr>
             <w:rStyle w:val="Hyperlink"/>
@@ -6096,7 +6353,7 @@
         </w:rPr>
         <w:t xml:space="preserve"> </w:t>
       </w:r>
-      <w:hyperlink r:id="rId70">
+      <w:hyperlink r:id="rId71">
         <w:r>
           <w:rPr>
             <w:rStyle w:val="Hyperlink"/>
@@ -6112,9 +6369,9 @@
         <w:t xml:space="preserve">.</w:t>
       </w:r>
     </w:p>
-    <w:bookmarkEnd w:id="71"/>
     <w:bookmarkEnd w:id="72"/>
-    <w:bookmarkStart w:id="73" w:name="how-should-i-get-started-in-class"/>
+    <w:bookmarkEnd w:id="73"/>
+    <w:bookmarkStart w:id="74" w:name="how-should-i-get-started-in-class"/>
     <w:p>
       <w:pPr>
         <w:pStyle w:val="Heading1"/>
@@ -6137,8 +6394,8 @@
         <w:t xml:space="preserve">See Your First Week, near the top of this syllabus, for the exact five things to do before anything else.</w:t>
       </w:r>
     </w:p>
-    <w:bookmarkEnd w:id="73"/>
-    <w:bookmarkStart w:id="75" w:name="appendix-official-college-policies"/>
+    <w:bookmarkEnd w:id="74"/>
+    <w:bookmarkStart w:id="76" w:name="appendix-official-college-policies"/>
     <w:p>
       <w:pPr>
         <w:pStyle w:val="Heading1"/>
@@ -6168,7 +6425,7 @@
         <w:pStyle w:val="Compact"/>
         <w:numPr>
           <w:ilvl w:val="0"/>
-          <w:numId w:val="1012"/>
+          <w:numId w:val="1014"/>
         </w:numPr>
       </w:pPr>
       <w:r>
@@ -6224,7 +6481,7 @@
         <w:pStyle w:val="Compact"/>
         <w:numPr>
           <w:ilvl w:val="0"/>
-          <w:numId w:val="1012"/>
+          <w:numId w:val="1014"/>
         </w:numPr>
       </w:pPr>
       <w:r>
@@ -6253,7 +6510,7 @@
         <w:pStyle w:val="Compact"/>
         <w:numPr>
           <w:ilvl w:val="0"/>
-          <w:numId w:val="1012"/>
+          <w:numId w:val="1014"/>
         </w:numPr>
       </w:pPr>
       <w:r>
@@ -6282,7 +6539,7 @@
         <w:pStyle w:val="Compact"/>
         <w:numPr>
           <w:ilvl w:val="0"/>
-          <w:numId w:val="1012"/>
+          <w:numId w:val="1014"/>
         </w:numPr>
       </w:pPr>
       <w:r>
@@ -6322,7 +6579,7 @@
         </w:rPr>
         <w:t xml:space="preserve"> </w:t>
       </w:r>
-      <w:hyperlink r:id="rId74">
+      <w:hyperlink r:id="rId75">
         <w:r>
           <w:rPr>
             <w:rStyle w:val="Hyperlink"/>
@@ -6343,8 +6600,8 @@
         <w:br w:type="page"/>
       </w:r>
     </w:p>
-    <w:bookmarkEnd w:id="75"/>
-    <w:bookmarkStart w:id="122" w:name="whats-covered"/>
+    <w:bookmarkEnd w:id="76"/>
+    <w:bookmarkStart w:id="123" w:name="whats-covered"/>
     <w:p>
       <w:pPr>
         <w:pStyle w:val="Heading1"/>
@@ -6380,7 +6637,7 @@
         <w:t xml:space="preserve">Built from the Fall 2026 Chemfolio schedule — first term using this material, so some groupings may shift slightly as the term settles in.</w:t>
       </w:r>
     </w:p>
-    <w:bookmarkStart w:id="81" w:name="Xdaaed74c0d414a35cd9746056776c1018f544e9"/>
+    <w:bookmarkStart w:id="82" w:name="Xdaaed74c0d414a35cd9746056776c1018f544e9"/>
     <w:p>
       <w:pPr>
         <w:pStyle w:val="Heading2"/>
@@ -6410,7 +6667,7 @@
         <w:pStyle w:val="Compact"/>
         <w:numPr>
           <w:ilvl w:val="0"/>
-          <w:numId w:val="1013"/>
+          <w:numId w:val="1015"/>
         </w:numPr>
       </w:pPr>
       <w:r>
@@ -6425,7 +6682,7 @@
         <w:pStyle w:val="Compact"/>
         <w:numPr>
           <w:ilvl w:val="0"/>
-          <w:numId w:val="1013"/>
+          <w:numId w:val="1015"/>
         </w:numPr>
       </w:pPr>
       <w:r>
@@ -6440,7 +6697,7 @@
         <w:pStyle w:val="Compact"/>
         <w:numPr>
           <w:ilvl w:val="0"/>
-          <w:numId w:val="1013"/>
+          <w:numId w:val="1015"/>
         </w:numPr>
       </w:pPr>
       <w:r>
@@ -6455,7 +6712,7 @@
         <w:pStyle w:val="Compact"/>
         <w:numPr>
           <w:ilvl w:val="0"/>
-          <w:numId w:val="1013"/>
+          <w:numId w:val="1015"/>
         </w:numPr>
       </w:pPr>
       <w:r>
@@ -6470,7 +6727,7 @@
         <w:pStyle w:val="Compact"/>
         <w:numPr>
           <w:ilvl w:val="0"/>
-          <w:numId w:val="1013"/>
+          <w:numId w:val="1015"/>
         </w:numPr>
       </w:pPr>
       <w:r>
@@ -6485,7 +6742,7 @@
         <w:pStyle w:val="Compact"/>
         <w:numPr>
           <w:ilvl w:val="0"/>
-          <w:numId w:val="1013"/>
+          <w:numId w:val="1015"/>
         </w:numPr>
       </w:pPr>
       <w:r>
@@ -6500,7 +6757,7 @@
         </w:rPr>
         <w:t xml:space="preserve"> </w:t>
       </w:r>
-      <w:hyperlink r:id="rId76">
+      <w:hyperlink r:id="rId77">
         <w:r>
           <w:rPr>
             <w:rStyle w:val="Hyperlink"/>
@@ -6521,7 +6778,7 @@
         </w:rPr>
         <w:t xml:space="preserve"> </w:t>
       </w:r>
-      <w:hyperlink r:id="rId77">
+      <w:hyperlink r:id="rId78">
         <w:r>
           <w:rPr>
             <w:rStyle w:val="Hyperlink"/>
@@ -6536,7 +6793,7 @@
         <w:pStyle w:val="Compact"/>
         <w:numPr>
           <w:ilvl w:val="0"/>
-          <w:numId w:val="1013"/>
+          <w:numId w:val="1015"/>
         </w:numPr>
       </w:pPr>
       <w:r>
@@ -6551,7 +6808,7 @@
         </w:rPr>
         <w:t xml:space="preserve"> </w:t>
       </w:r>
-      <w:hyperlink r:id="rId78">
+      <w:hyperlink r:id="rId79">
         <w:r>
           <w:rPr>
             <w:rStyle w:val="Hyperlink"/>
@@ -6572,7 +6829,7 @@
         </w:rPr>
         <w:t xml:space="preserve"> </w:t>
       </w:r>
-      <w:hyperlink r:id="rId79">
+      <w:hyperlink r:id="rId80">
         <w:r>
           <w:rPr>
             <w:rStyle w:val="Hyperlink"/>
@@ -6593,7 +6850,7 @@
         </w:rPr>
         <w:t xml:space="preserve"> </w:t>
       </w:r>
-      <w:hyperlink r:id="rId80">
+      <w:hyperlink r:id="rId81">
         <w:r>
           <w:rPr>
             <w:rStyle w:val="Hyperlink"/>
@@ -6619,7 +6876,7 @@
         <w:pStyle w:val="Compact"/>
         <w:numPr>
           <w:ilvl w:val="0"/>
-          <w:numId w:val="1014"/>
+          <w:numId w:val="1016"/>
         </w:numPr>
       </w:pPr>
       <w:r>
@@ -6634,7 +6891,7 @@
         <w:pStyle w:val="Compact"/>
         <w:numPr>
           <w:ilvl w:val="0"/>
-          <w:numId w:val="1014"/>
+          <w:numId w:val="1016"/>
         </w:numPr>
       </w:pPr>
       <w:r>
@@ -6644,8 +6901,8 @@
         <w:t xml:space="preserve">Activity: A22 (10.4–10.10)</w:t>
       </w:r>
     </w:p>
-    <w:bookmarkEnd w:id="81"/>
-    <w:bookmarkStart w:id="84" w:name="X1e70d91167011e1860d80c2b4390e709bc13595"/>
+    <w:bookmarkEnd w:id="82"/>
+    <w:bookmarkStart w:id="85" w:name="X1e70d91167011e1860d80c2b4390e709bc13595"/>
     <w:p>
       <w:pPr>
         <w:pStyle w:val="Heading2"/>
@@ -6675,7 +6932,7 @@
         <w:pStyle w:val="Compact"/>
         <w:numPr>
           <w:ilvl w:val="0"/>
-          <w:numId w:val="1015"/>
+          <w:numId w:val="1017"/>
         </w:numPr>
       </w:pPr>
       <w:r>
@@ -6690,7 +6947,7 @@
         <w:pStyle w:val="Compact"/>
         <w:numPr>
           <w:ilvl w:val="0"/>
-          <w:numId w:val="1015"/>
+          <w:numId w:val="1017"/>
         </w:numPr>
       </w:pPr>
       <w:r>
@@ -6705,7 +6962,7 @@
         <w:pStyle w:val="Compact"/>
         <w:numPr>
           <w:ilvl w:val="0"/>
-          <w:numId w:val="1015"/>
+          <w:numId w:val="1017"/>
         </w:numPr>
       </w:pPr>
       <w:r>
@@ -6732,7 +6989,7 @@
         <w:pStyle w:val="Compact"/>
         <w:numPr>
           <w:ilvl w:val="0"/>
-          <w:numId w:val="1015"/>
+          <w:numId w:val="1017"/>
         </w:numPr>
       </w:pPr>
       <w:r>
@@ -6747,7 +7004,7 @@
         <w:pStyle w:val="Compact"/>
         <w:numPr>
           <w:ilvl w:val="0"/>
-          <w:numId w:val="1015"/>
+          <w:numId w:val="1017"/>
         </w:numPr>
       </w:pPr>
       <w:r>
@@ -6762,7 +7019,7 @@
         <w:pStyle w:val="Compact"/>
         <w:numPr>
           <w:ilvl w:val="0"/>
-          <w:numId w:val="1015"/>
+          <w:numId w:val="1017"/>
         </w:numPr>
       </w:pPr>
       <w:r>
@@ -6777,7 +7034,7 @@
         </w:rPr>
         <w:t xml:space="preserve"> </w:t>
       </w:r>
-      <w:hyperlink r:id="rId82">
+      <w:hyperlink r:id="rId83">
         <w:r>
           <w:rPr>
             <w:rStyle w:val="Hyperlink"/>
@@ -6798,7 +7055,7 @@
         </w:rPr>
         <w:t xml:space="preserve"> </w:t>
       </w:r>
-      <w:hyperlink r:id="rId83">
+      <w:hyperlink r:id="rId84">
         <w:r>
           <w:rPr>
             <w:rStyle w:val="Hyperlink"/>
@@ -6824,7 +7081,7 @@
         <w:pStyle w:val="Compact"/>
         <w:numPr>
           <w:ilvl w:val="0"/>
-          <w:numId w:val="1016"/>
+          <w:numId w:val="1018"/>
         </w:numPr>
       </w:pPr>
       <w:r>
@@ -6839,7 +7096,7 @@
         <w:pStyle w:val="Compact"/>
         <w:numPr>
           <w:ilvl w:val="0"/>
-          <w:numId w:val="1016"/>
+          <w:numId w:val="1018"/>
         </w:numPr>
       </w:pPr>
       <w:r>
@@ -6854,7 +7111,7 @@
         <w:pStyle w:val="Compact"/>
         <w:numPr>
           <w:ilvl w:val="0"/>
-          <w:numId w:val="1016"/>
+          <w:numId w:val="1018"/>
         </w:numPr>
       </w:pPr>
       <w:r>
@@ -6864,8 +7121,8 @@
         <w:t xml:space="preserve">Writing Workshop 1</w:t>
       </w:r>
     </w:p>
-    <w:bookmarkEnd w:id="84"/>
-    <w:bookmarkStart w:id="89" w:name="X20dc6ba286218aec3921324f5e7b476a292a6c0"/>
+    <w:bookmarkEnd w:id="85"/>
+    <w:bookmarkStart w:id="90" w:name="X20dc6ba286218aec3921324f5e7b476a292a6c0"/>
     <w:p>
       <w:pPr>
         <w:pStyle w:val="Heading2"/>
@@ -6895,7 +7152,7 @@
         <w:pStyle w:val="Compact"/>
         <w:numPr>
           <w:ilvl w:val="0"/>
-          <w:numId w:val="1017"/>
+          <w:numId w:val="1019"/>
         </w:numPr>
       </w:pPr>
       <w:r>
@@ -6910,7 +7167,7 @@
         <w:pStyle w:val="Compact"/>
         <w:numPr>
           <w:ilvl w:val="0"/>
-          <w:numId w:val="1017"/>
+          <w:numId w:val="1019"/>
         </w:numPr>
       </w:pPr>
       <w:r>
@@ -6937,7 +7194,7 @@
         <w:pStyle w:val="Compact"/>
         <w:numPr>
           <w:ilvl w:val="0"/>
-          <w:numId w:val="1017"/>
+          <w:numId w:val="1019"/>
         </w:numPr>
       </w:pPr>
       <w:r>
@@ -6952,7 +7209,7 @@
         <w:pStyle w:val="Compact"/>
         <w:numPr>
           <w:ilvl w:val="0"/>
-          <w:numId w:val="1017"/>
+          <w:numId w:val="1019"/>
         </w:numPr>
       </w:pPr>
       <w:r>
@@ -6967,7 +7224,7 @@
         <w:pStyle w:val="Compact"/>
         <w:numPr>
           <w:ilvl w:val="0"/>
-          <w:numId w:val="1017"/>
+          <w:numId w:val="1019"/>
         </w:numPr>
       </w:pPr>
       <w:r>
@@ -6982,7 +7239,7 @@
         <w:pStyle w:val="Compact"/>
         <w:numPr>
           <w:ilvl w:val="0"/>
-          <w:numId w:val="1017"/>
+          <w:numId w:val="1019"/>
         </w:numPr>
       </w:pPr>
       <w:r>
@@ -6997,7 +7254,7 @@
         </w:rPr>
         <w:t xml:space="preserve"> </w:t>
       </w:r>
-      <w:hyperlink r:id="rId85">
+      <w:hyperlink r:id="rId86">
         <w:r>
           <w:rPr>
             <w:rStyle w:val="Hyperlink"/>
@@ -7012,7 +7269,7 @@
         <w:pStyle w:val="Compact"/>
         <w:numPr>
           <w:ilvl w:val="0"/>
-          <w:numId w:val="1017"/>
+          <w:numId w:val="1019"/>
         </w:numPr>
       </w:pPr>
       <w:r>
@@ -7027,7 +7284,7 @@
         </w:rPr>
         <w:t xml:space="preserve"> </w:t>
       </w:r>
-      <w:hyperlink r:id="rId86">
+      <w:hyperlink r:id="rId87">
         <w:r>
           <w:rPr>
             <w:rStyle w:val="Hyperlink"/>
@@ -7048,7 +7305,7 @@
         </w:rPr>
         <w:t xml:space="preserve"> </w:t>
       </w:r>
-      <w:hyperlink r:id="rId87">
+      <w:hyperlink r:id="rId88">
         <w:r>
           <w:rPr>
             <w:rStyle w:val="Hyperlink"/>
@@ -7069,7 +7326,7 @@
         </w:rPr>
         <w:t xml:space="preserve"> </w:t>
       </w:r>
-      <w:hyperlink r:id="rId88">
+      <w:hyperlink r:id="rId89">
         <w:r>
           <w:rPr>
             <w:rStyle w:val="Hyperlink"/>
@@ -7095,7 +7352,7 @@
         <w:pStyle w:val="Compact"/>
         <w:numPr>
           <w:ilvl w:val="0"/>
-          <w:numId w:val="1018"/>
+          <w:numId w:val="1020"/>
         </w:numPr>
       </w:pPr>
       <w:r>
@@ -7110,7 +7367,7 @@
         <w:pStyle w:val="Compact"/>
         <w:numPr>
           <w:ilvl w:val="0"/>
-          <w:numId w:val="1018"/>
+          <w:numId w:val="1020"/>
         </w:numPr>
       </w:pPr>
       <w:r>
@@ -7120,8 +7377,8 @@
         <w:t xml:space="preserve">Activity: A26 (12.1–12.7)</w:t>
       </w:r>
     </w:p>
-    <w:bookmarkEnd w:id="89"/>
-    <w:bookmarkStart w:id="96" w:name="X095590b2de9a31c48ec0b656737f0f47798712c"/>
+    <w:bookmarkEnd w:id="90"/>
+    <w:bookmarkStart w:id="97" w:name="X095590b2de9a31c48ec0b656737f0f47798712c"/>
     <w:p>
       <w:pPr>
         <w:pStyle w:val="Heading2"/>
@@ -7151,7 +7408,7 @@
         <w:pStyle w:val="Compact"/>
         <w:numPr>
           <w:ilvl w:val="0"/>
-          <w:numId w:val="1019"/>
+          <w:numId w:val="1021"/>
         </w:numPr>
       </w:pPr>
       <w:r>
@@ -7178,7 +7435,7 @@
         <w:pStyle w:val="Compact"/>
         <w:numPr>
           <w:ilvl w:val="0"/>
-          <w:numId w:val="1019"/>
+          <w:numId w:val="1021"/>
         </w:numPr>
       </w:pPr>
       <w:r>
@@ -7193,7 +7450,7 @@
         <w:pStyle w:val="Compact"/>
         <w:numPr>
           <w:ilvl w:val="0"/>
-          <w:numId w:val="1019"/>
+          <w:numId w:val="1021"/>
         </w:numPr>
       </w:pPr>
       <w:r>
@@ -7208,7 +7465,7 @@
         <w:pStyle w:val="Compact"/>
         <w:numPr>
           <w:ilvl w:val="0"/>
-          <w:numId w:val="1019"/>
+          <w:numId w:val="1021"/>
         </w:numPr>
       </w:pPr>
       <w:r>
@@ -7223,7 +7480,7 @@
         <w:pStyle w:val="Compact"/>
         <w:numPr>
           <w:ilvl w:val="0"/>
-          <w:numId w:val="1019"/>
+          <w:numId w:val="1021"/>
         </w:numPr>
       </w:pPr>
       <w:r>
@@ -7238,7 +7495,7 @@
         </w:rPr>
         <w:t xml:space="preserve"> </w:t>
       </w:r>
-      <w:hyperlink r:id="rId90">
+      <w:hyperlink r:id="rId91">
         <w:r>
           <w:rPr>
             <w:rStyle w:val="Hyperlink"/>
@@ -7259,7 +7516,7 @@
         </w:rPr>
         <w:t xml:space="preserve"> </w:t>
       </w:r>
-      <w:hyperlink r:id="rId91">
+      <w:hyperlink r:id="rId92">
         <w:r>
           <w:rPr>
             <w:rStyle w:val="Hyperlink"/>
@@ -7280,7 +7537,7 @@
         </w:rPr>
         <w:t xml:space="preserve"> </w:t>
       </w:r>
-      <w:hyperlink r:id="rId92">
+      <w:hyperlink r:id="rId93">
         <w:r>
           <w:rPr>
             <w:rStyle w:val="Hyperlink"/>
@@ -7295,7 +7552,7 @@
         <w:pStyle w:val="Compact"/>
         <w:numPr>
           <w:ilvl w:val="0"/>
-          <w:numId w:val="1019"/>
+          <w:numId w:val="1021"/>
         </w:numPr>
       </w:pPr>
       <w:r>
@@ -7310,7 +7567,7 @@
         </w:rPr>
         <w:t xml:space="preserve"> </w:t>
       </w:r>
-      <w:hyperlink r:id="rId93">
+      <w:hyperlink r:id="rId94">
         <w:r>
           <w:rPr>
             <w:rStyle w:val="Hyperlink"/>
@@ -7331,7 +7588,7 @@
         </w:rPr>
         <w:t xml:space="preserve"> </w:t>
       </w:r>
-      <w:hyperlink r:id="rId94">
+      <w:hyperlink r:id="rId95">
         <w:r>
           <w:rPr>
             <w:rStyle w:val="Hyperlink"/>
@@ -7352,7 +7609,7 @@
         </w:rPr>
         <w:t xml:space="preserve"> </w:t>
       </w:r>
-      <w:hyperlink r:id="rId95">
+      <w:hyperlink r:id="rId96">
         <w:r>
           <w:rPr>
             <w:rStyle w:val="Hyperlink"/>
@@ -7378,7 +7635,7 @@
         <w:pStyle w:val="Compact"/>
         <w:numPr>
           <w:ilvl w:val="0"/>
-          <w:numId w:val="1020"/>
+          <w:numId w:val="1022"/>
         </w:numPr>
       </w:pPr>
       <w:r>
@@ -7393,7 +7650,7 @@
         <w:pStyle w:val="Compact"/>
         <w:numPr>
           <w:ilvl w:val="0"/>
-          <w:numId w:val="1020"/>
+          <w:numId w:val="1022"/>
         </w:numPr>
       </w:pPr>
       <w:r>
@@ -7408,7 +7665,7 @@
         <w:pStyle w:val="Compact"/>
         <w:numPr>
           <w:ilvl w:val="0"/>
-          <w:numId w:val="1020"/>
+          <w:numId w:val="1022"/>
         </w:numPr>
       </w:pPr>
       <w:r>
@@ -7418,8 +7675,8 @@
         <w:t xml:space="preserve">Also this week: Unit Quiz 1 (Ch. 10 + Ch. 11)</w:t>
       </w:r>
     </w:p>
-    <w:bookmarkEnd w:id="96"/>
-    <w:bookmarkStart w:id="101" w:name="X25c1a371aa188a36f5bf71394f5db3e2d62433b"/>
+    <w:bookmarkEnd w:id="97"/>
+    <w:bookmarkStart w:id="102" w:name="X25c1a371aa188a36f5bf71394f5db3e2d62433b"/>
     <w:p>
       <w:pPr>
         <w:pStyle w:val="Heading2"/>
@@ -7449,7 +7706,7 @@
         <w:pStyle w:val="Compact"/>
         <w:numPr>
           <w:ilvl w:val="0"/>
-          <w:numId w:val="1021"/>
+          <w:numId w:val="1023"/>
         </w:numPr>
       </w:pPr>
       <w:r>
@@ -7464,7 +7721,7 @@
         <w:pStyle w:val="Compact"/>
         <w:numPr>
           <w:ilvl w:val="0"/>
-          <w:numId w:val="1021"/>
+          <w:numId w:val="1023"/>
         </w:numPr>
       </w:pPr>
       <w:r>
@@ -7479,7 +7736,7 @@
         <w:pStyle w:val="Compact"/>
         <w:numPr>
           <w:ilvl w:val="0"/>
-          <w:numId w:val="1021"/>
+          <w:numId w:val="1023"/>
         </w:numPr>
       </w:pPr>
       <w:r>
@@ -7494,7 +7751,7 @@
         <w:pStyle w:val="Compact"/>
         <w:numPr>
           <w:ilvl w:val="0"/>
-          <w:numId w:val="1021"/>
+          <w:numId w:val="1023"/>
         </w:numPr>
       </w:pPr>
       <w:r>
@@ -7509,7 +7766,7 @@
         <w:pStyle w:val="Compact"/>
         <w:numPr>
           <w:ilvl w:val="0"/>
-          <w:numId w:val="1021"/>
+          <w:numId w:val="1023"/>
         </w:numPr>
       </w:pPr>
       <w:r>
@@ -7524,7 +7781,7 @@
         <w:pStyle w:val="Compact"/>
         <w:numPr>
           <w:ilvl w:val="0"/>
-          <w:numId w:val="1021"/>
+          <w:numId w:val="1023"/>
         </w:numPr>
       </w:pPr>
       <w:r>
@@ -7539,7 +7796,7 @@
         </w:rPr>
         <w:t xml:space="preserve"> </w:t>
       </w:r>
-      <w:hyperlink r:id="rId97">
+      <w:hyperlink r:id="rId98">
         <w:r>
           <w:rPr>
             <w:rStyle w:val="Hyperlink"/>
@@ -7554,7 +7811,7 @@
         <w:pStyle w:val="Compact"/>
         <w:numPr>
           <w:ilvl w:val="0"/>
-          <w:numId w:val="1021"/>
+          <w:numId w:val="1023"/>
         </w:numPr>
       </w:pPr>
       <w:r>
@@ -7569,7 +7826,7 @@
         </w:rPr>
         <w:t xml:space="preserve"> </w:t>
       </w:r>
-      <w:hyperlink r:id="rId98">
+      <w:hyperlink r:id="rId99">
         <w:r>
           <w:rPr>
             <w:rStyle w:val="Hyperlink"/>
@@ -7590,7 +7847,7 @@
         </w:rPr>
         <w:t xml:space="preserve"> </w:t>
       </w:r>
-      <w:hyperlink r:id="rId99">
+      <w:hyperlink r:id="rId100">
         <w:r>
           <w:rPr>
             <w:rStyle w:val="Hyperlink"/>
@@ -7611,7 +7868,7 @@
         </w:rPr>
         <w:t xml:space="preserve"> </w:t>
       </w:r>
-      <w:hyperlink r:id="rId100">
+      <w:hyperlink r:id="rId101">
         <w:r>
           <w:rPr>
             <w:rStyle w:val="Hyperlink"/>
@@ -7637,7 +7894,7 @@
         <w:pStyle w:val="Compact"/>
         <w:numPr>
           <w:ilvl w:val="0"/>
-          <w:numId w:val="1022"/>
+          <w:numId w:val="1024"/>
         </w:numPr>
       </w:pPr>
       <w:r>
@@ -7652,7 +7909,7 @@
         <w:pStyle w:val="Compact"/>
         <w:numPr>
           <w:ilvl w:val="0"/>
-          <w:numId w:val="1022"/>
+          <w:numId w:val="1024"/>
         </w:numPr>
       </w:pPr>
       <w:r>
@@ -7667,7 +7924,7 @@
         <w:pStyle w:val="Compact"/>
         <w:numPr>
           <w:ilvl w:val="0"/>
-          <w:numId w:val="1022"/>
+          <w:numId w:val="1024"/>
         </w:numPr>
       </w:pPr>
       <w:r>
@@ -7677,8 +7934,8 @@
         <w:t xml:space="preserve">Writing Workshop 2</w:t>
       </w:r>
     </w:p>
-    <w:bookmarkEnd w:id="101"/>
-    <w:bookmarkStart w:id="106" w:name="X972c9e0617b3b70e941263a88735c36e70df5cd"/>
+    <w:bookmarkEnd w:id="102"/>
+    <w:bookmarkStart w:id="107" w:name="X972c9e0617b3b70e941263a88735c36e70df5cd"/>
     <w:p>
       <w:pPr>
         <w:pStyle w:val="Heading2"/>
@@ -7708,7 +7965,7 @@
         <w:pStyle w:val="Compact"/>
         <w:numPr>
           <w:ilvl w:val="0"/>
-          <w:numId w:val="1023"/>
+          <w:numId w:val="1025"/>
         </w:numPr>
       </w:pPr>
       <w:r>
@@ -7735,7 +7992,7 @@
         <w:pStyle w:val="Compact"/>
         <w:numPr>
           <w:ilvl w:val="0"/>
-          <w:numId w:val="1023"/>
+          <w:numId w:val="1025"/>
         </w:numPr>
       </w:pPr>
       <w:r>
@@ -7750,7 +8007,7 @@
         <w:pStyle w:val="Compact"/>
         <w:numPr>
           <w:ilvl w:val="0"/>
-          <w:numId w:val="1023"/>
+          <w:numId w:val="1025"/>
         </w:numPr>
       </w:pPr>
       <w:r>
@@ -7765,7 +8022,7 @@
         <w:pStyle w:val="Compact"/>
         <w:numPr>
           <w:ilvl w:val="0"/>
-          <w:numId w:val="1023"/>
+          <w:numId w:val="1025"/>
         </w:numPr>
       </w:pPr>
       <w:r>
@@ -7780,7 +8037,7 @@
         <w:pStyle w:val="Compact"/>
         <w:numPr>
           <w:ilvl w:val="0"/>
-          <w:numId w:val="1023"/>
+          <w:numId w:val="1025"/>
         </w:numPr>
       </w:pPr>
       <w:r>
@@ -7795,7 +8052,7 @@
         </w:rPr>
         <w:t xml:space="preserve"> </w:t>
       </w:r>
-      <w:hyperlink r:id="rId102">
+      <w:hyperlink r:id="rId103">
         <w:r>
           <w:rPr>
             <w:rStyle w:val="Hyperlink"/>
@@ -7810,7 +8067,7 @@
         <w:pStyle w:val="Compact"/>
         <w:numPr>
           <w:ilvl w:val="0"/>
-          <w:numId w:val="1023"/>
+          <w:numId w:val="1025"/>
         </w:numPr>
       </w:pPr>
       <w:r>
@@ -7825,7 +8082,7 @@
         </w:rPr>
         <w:t xml:space="preserve"> </w:t>
       </w:r>
-      <w:hyperlink r:id="rId103">
+      <w:hyperlink r:id="rId104">
         <w:r>
           <w:rPr>
             <w:rStyle w:val="Hyperlink"/>
@@ -7846,7 +8103,7 @@
         </w:rPr>
         <w:t xml:space="preserve"> </w:t>
       </w:r>
-      <w:hyperlink r:id="rId104">
+      <w:hyperlink r:id="rId105">
         <w:r>
           <w:rPr>
             <w:rStyle w:val="Hyperlink"/>
@@ -7867,7 +8124,7 @@
         </w:rPr>
         <w:t xml:space="preserve"> </w:t>
       </w:r>
-      <w:hyperlink r:id="rId105">
+      <w:hyperlink r:id="rId106">
         <w:r>
           <w:rPr>
             <w:rStyle w:val="Hyperlink"/>
@@ -7893,7 +8150,7 @@
         <w:pStyle w:val="Compact"/>
         <w:numPr>
           <w:ilvl w:val="0"/>
-          <w:numId w:val="1024"/>
+          <w:numId w:val="1026"/>
         </w:numPr>
       </w:pPr>
       <w:r>
@@ -7908,7 +8165,7 @@
         <w:pStyle w:val="Compact"/>
         <w:numPr>
           <w:ilvl w:val="0"/>
-          <w:numId w:val="1024"/>
+          <w:numId w:val="1026"/>
         </w:numPr>
       </w:pPr>
       <w:r>
@@ -7923,7 +8180,7 @@
         <w:pStyle w:val="Compact"/>
         <w:numPr>
           <w:ilvl w:val="0"/>
-          <w:numId w:val="1024"/>
+          <w:numId w:val="1026"/>
         </w:numPr>
       </w:pPr>
       <w:r>
@@ -7945,8 +8202,8 @@
         <w:t xml:space="preserve">Archer Gallery Visit in place of a lab</w:t>
       </w:r>
     </w:p>
-    <w:bookmarkEnd w:id="106"/>
-    <w:bookmarkStart w:id="111" w:name="week-7-carbohydrates-and-lipids"/>
+    <w:bookmarkEnd w:id="107"/>
+    <w:bookmarkStart w:id="112" w:name="week-7-carbohydrates-and-lipids"/>
     <w:p>
       <w:pPr>
         <w:pStyle w:val="Heading2"/>
@@ -7976,7 +8233,7 @@
         <w:pStyle w:val="Compact"/>
         <w:numPr>
           <w:ilvl w:val="0"/>
-          <w:numId w:val="1025"/>
+          <w:numId w:val="1027"/>
         </w:numPr>
       </w:pPr>
       <w:r>
@@ -7991,7 +8248,7 @@
         <w:pStyle w:val="Compact"/>
         <w:numPr>
           <w:ilvl w:val="0"/>
-          <w:numId w:val="1025"/>
+          <w:numId w:val="1027"/>
         </w:numPr>
       </w:pPr>
       <w:r>
@@ -8006,7 +8263,7 @@
         <w:pStyle w:val="Compact"/>
         <w:numPr>
           <w:ilvl w:val="0"/>
-          <w:numId w:val="1025"/>
+          <w:numId w:val="1027"/>
         </w:numPr>
       </w:pPr>
       <w:r>
@@ -8021,7 +8278,7 @@
         <w:pStyle w:val="Compact"/>
         <w:numPr>
           <w:ilvl w:val="0"/>
-          <w:numId w:val="1025"/>
+          <w:numId w:val="1027"/>
         </w:numPr>
       </w:pPr>
       <w:r>
@@ -8036,7 +8293,7 @@
         <w:pStyle w:val="Compact"/>
         <w:numPr>
           <w:ilvl w:val="0"/>
-          <w:numId w:val="1025"/>
+          <w:numId w:val="1027"/>
         </w:numPr>
       </w:pPr>
       <w:r>
@@ -8051,7 +8308,7 @@
         </w:rPr>
         <w:t xml:space="preserve"> </w:t>
       </w:r>
-      <w:hyperlink r:id="rId107">
+      <w:hyperlink r:id="rId108">
         <w:r>
           <w:rPr>
             <w:rStyle w:val="Hyperlink"/>
@@ -8066,7 +8323,7 @@
         <w:pStyle w:val="Compact"/>
         <w:numPr>
           <w:ilvl w:val="0"/>
-          <w:numId w:val="1025"/>
+          <w:numId w:val="1027"/>
         </w:numPr>
       </w:pPr>
       <w:r>
@@ -8081,7 +8338,7 @@
         </w:rPr>
         <w:t xml:space="preserve"> </w:t>
       </w:r>
-      <w:hyperlink r:id="rId108">
+      <w:hyperlink r:id="rId109">
         <w:r>
           <w:rPr>
             <w:rStyle w:val="Hyperlink"/>
@@ -8102,7 +8359,7 @@
         </w:rPr>
         <w:t xml:space="preserve"> </w:t>
       </w:r>
-      <w:hyperlink r:id="rId109">
+      <w:hyperlink r:id="rId110">
         <w:r>
           <w:rPr>
             <w:rStyle w:val="Hyperlink"/>
@@ -8123,7 +8380,7 @@
         </w:rPr>
         <w:t xml:space="preserve"> </w:t>
       </w:r>
-      <w:hyperlink r:id="rId98">
+      <w:hyperlink r:id="rId99">
         <w:r>
           <w:rPr>
             <w:rStyle w:val="Hyperlink"/>
@@ -8144,7 +8401,7 @@
         </w:rPr>
         <w:t xml:space="preserve"> </w:t>
       </w:r>
-      <w:hyperlink r:id="rId103">
+      <w:hyperlink r:id="rId104">
         <w:r>
           <w:rPr>
             <w:rStyle w:val="Hyperlink"/>
@@ -8165,7 +8422,7 @@
         </w:rPr>
         <w:t xml:space="preserve"> </w:t>
       </w:r>
-      <w:hyperlink r:id="rId110">
+      <w:hyperlink r:id="rId111">
         <w:r>
           <w:rPr>
             <w:rStyle w:val="Hyperlink"/>
@@ -8191,7 +8448,7 @@
         <w:pStyle w:val="Compact"/>
         <w:numPr>
           <w:ilvl w:val="0"/>
-          <w:numId w:val="1026"/>
+          <w:numId w:val="1028"/>
         </w:numPr>
       </w:pPr>
       <w:r>
@@ -8206,7 +8463,7 @@
         <w:pStyle w:val="Compact"/>
         <w:numPr>
           <w:ilvl w:val="0"/>
-          <w:numId w:val="1026"/>
+          <w:numId w:val="1028"/>
         </w:numPr>
       </w:pPr>
       <w:r>
@@ -8221,7 +8478,7 @@
         <w:pStyle w:val="Compact"/>
         <w:numPr>
           <w:ilvl w:val="0"/>
-          <w:numId w:val="1026"/>
+          <w:numId w:val="1028"/>
         </w:numPr>
       </w:pPr>
       <w:r>
@@ -8231,8 +8488,8 @@
         <w:t xml:space="preserve">Bioremediation lab finishes with a Graphing Workshop</w:t>
       </w:r>
     </w:p>
-    <w:bookmarkEnd w:id="111"/>
-    <w:bookmarkStart w:id="114" w:name="week-8-cell-membranes-and-nucleic-acids"/>
+    <w:bookmarkEnd w:id="112"/>
+    <w:bookmarkStart w:id="115" w:name="week-8-cell-membranes-and-nucleic-acids"/>
     <w:p>
       <w:pPr>
         <w:pStyle w:val="Heading2"/>
@@ -8262,7 +8519,7 @@
         <w:pStyle w:val="Compact"/>
         <w:numPr>
           <w:ilvl w:val="0"/>
-          <w:numId w:val="1027"/>
+          <w:numId w:val="1029"/>
         </w:numPr>
       </w:pPr>
       <w:r>
@@ -8289,7 +8546,7 @@
         <w:pStyle w:val="Compact"/>
         <w:numPr>
           <w:ilvl w:val="0"/>
-          <w:numId w:val="1027"/>
+          <w:numId w:val="1029"/>
         </w:numPr>
       </w:pPr>
       <w:r>
@@ -8304,7 +8561,7 @@
         <w:pStyle w:val="Compact"/>
         <w:numPr>
           <w:ilvl w:val="0"/>
-          <w:numId w:val="1027"/>
+          <w:numId w:val="1029"/>
         </w:numPr>
       </w:pPr>
       <w:r>
@@ -8319,7 +8576,7 @@
         <w:pStyle w:val="Compact"/>
         <w:numPr>
           <w:ilvl w:val="0"/>
-          <w:numId w:val="1027"/>
+          <w:numId w:val="1029"/>
         </w:numPr>
       </w:pPr>
       <w:r>
@@ -8334,7 +8591,7 @@
         <w:pStyle w:val="Compact"/>
         <w:numPr>
           <w:ilvl w:val="0"/>
-          <w:numId w:val="1027"/>
+          <w:numId w:val="1029"/>
         </w:numPr>
       </w:pPr>
       <w:r>
@@ -8349,7 +8606,7 @@
         </w:rPr>
         <w:t xml:space="preserve"> </w:t>
       </w:r>
-      <w:hyperlink r:id="rId112">
+      <w:hyperlink r:id="rId113">
         <w:r>
           <w:rPr>
             <w:rStyle w:val="Hyperlink"/>
@@ -8370,7 +8627,7 @@
         </w:rPr>
         <w:t xml:space="preserve"> </w:t>
       </w:r>
-      <w:hyperlink r:id="rId113">
+      <w:hyperlink r:id="rId114">
         <w:r>
           <w:rPr>
             <w:rStyle w:val="Hyperlink"/>
@@ -8396,7 +8653,7 @@
         <w:pStyle w:val="Compact"/>
         <w:numPr>
           <w:ilvl w:val="0"/>
-          <w:numId w:val="1028"/>
+          <w:numId w:val="1030"/>
         </w:numPr>
       </w:pPr>
       <w:r>
@@ -8411,7 +8668,7 @@
         <w:pStyle w:val="Compact"/>
         <w:numPr>
           <w:ilvl w:val="0"/>
-          <w:numId w:val="1028"/>
+          <w:numId w:val="1030"/>
         </w:numPr>
       </w:pPr>
       <w:r>
@@ -8426,7 +8683,7 @@
         <w:pStyle w:val="Compact"/>
         <w:numPr>
           <w:ilvl w:val="0"/>
-          <w:numId w:val="1028"/>
+          <w:numId w:val="1030"/>
         </w:numPr>
       </w:pPr>
       <w:r>
@@ -8436,8 +8693,8 @@
         <w:t xml:space="preserve">Also this week: Unit Quiz 3 (Ch. 16 + Ch. 14)</w:t>
       </w:r>
     </w:p>
-    <w:bookmarkEnd w:id="114"/>
-    <w:bookmarkStart w:id="118" w:name="Xf52e2a1438eb51eedf41392730bb350ab07441d"/>
+    <w:bookmarkEnd w:id="115"/>
+    <w:bookmarkStart w:id="119" w:name="Xf52e2a1438eb51eedf41392730bb350ab07441d"/>
     <w:p>
       <w:pPr>
         <w:pStyle w:val="Heading2"/>
@@ -8467,7 +8724,7 @@
         <w:pStyle w:val="Compact"/>
         <w:numPr>
           <w:ilvl w:val="0"/>
-          <w:numId w:val="1029"/>
+          <w:numId w:val="1031"/>
         </w:numPr>
       </w:pPr>
       <w:r>
@@ -8494,7 +8751,7 @@
         <w:pStyle w:val="Compact"/>
         <w:numPr>
           <w:ilvl w:val="0"/>
-          <w:numId w:val="1029"/>
+          <w:numId w:val="1031"/>
         </w:numPr>
       </w:pPr>
       <w:r>
@@ -8509,7 +8766,7 @@
         <w:pStyle w:val="Compact"/>
         <w:numPr>
           <w:ilvl w:val="0"/>
-          <w:numId w:val="1029"/>
+          <w:numId w:val="1031"/>
         </w:numPr>
       </w:pPr>
       <w:r>
@@ -8524,7 +8781,7 @@
         <w:pStyle w:val="Compact"/>
         <w:numPr>
           <w:ilvl w:val="0"/>
-          <w:numId w:val="1029"/>
+          <w:numId w:val="1031"/>
         </w:numPr>
       </w:pPr>
       <w:r>
@@ -8539,7 +8796,7 @@
         <w:pStyle w:val="Compact"/>
         <w:numPr>
           <w:ilvl w:val="0"/>
-          <w:numId w:val="1029"/>
+          <w:numId w:val="1031"/>
         </w:numPr>
       </w:pPr>
       <w:r>
@@ -8554,7 +8811,7 @@
         </w:rPr>
         <w:t xml:space="preserve"> </w:t>
       </w:r>
-      <w:hyperlink r:id="rId115">
+      <w:hyperlink r:id="rId116">
         <w:r>
           <w:rPr>
             <w:rStyle w:val="Hyperlink"/>
@@ -8569,7 +8826,7 @@
         <w:pStyle w:val="Compact"/>
         <w:numPr>
           <w:ilvl w:val="0"/>
-          <w:numId w:val="1029"/>
+          <w:numId w:val="1031"/>
         </w:numPr>
       </w:pPr>
       <w:r>
@@ -8584,7 +8841,7 @@
         </w:rPr>
         <w:t xml:space="preserve"> </w:t>
       </w:r>
-      <w:hyperlink r:id="rId116">
+      <w:hyperlink r:id="rId117">
         <w:r>
           <w:rPr>
             <w:rStyle w:val="Hyperlink"/>
@@ -8605,7 +8862,7 @@
         </w:rPr>
         <w:t xml:space="preserve"> </w:t>
       </w:r>
-      <w:hyperlink r:id="rId117">
+      <w:hyperlink r:id="rId118">
         <w:r>
           <w:rPr>
             <w:rStyle w:val="Hyperlink"/>
@@ -8626,7 +8883,7 @@
         </w:rPr>
         <w:t xml:space="preserve"> </w:t>
       </w:r>
-      <w:hyperlink r:id="rId104">
+      <w:hyperlink r:id="rId105">
         <w:r>
           <w:rPr>
             <w:rStyle w:val="Hyperlink"/>
@@ -8652,7 +8909,7 @@
         <w:pStyle w:val="Compact"/>
         <w:numPr>
           <w:ilvl w:val="0"/>
-          <w:numId w:val="1030"/>
+          <w:numId w:val="1032"/>
         </w:numPr>
       </w:pPr>
       <w:r>
@@ -8667,7 +8924,7 @@
         <w:pStyle w:val="Compact"/>
         <w:numPr>
           <w:ilvl w:val="0"/>
-          <w:numId w:val="1030"/>
+          <w:numId w:val="1032"/>
         </w:numPr>
       </w:pPr>
       <w:r>
@@ -8682,7 +8939,7 @@
         <w:pStyle w:val="Compact"/>
         <w:numPr>
           <w:ilvl w:val="0"/>
-          <w:numId w:val="1030"/>
+          <w:numId w:val="1032"/>
         </w:numPr>
       </w:pPr>
       <w:r>
@@ -8692,8 +8949,8 @@
         <w:t xml:space="preserve">Seed-toxicology lab prep begins this week (advance germination time)</w:t>
       </w:r>
     </w:p>
-    <w:bookmarkEnd w:id="118"/>
-    <w:bookmarkStart w:id="121" w:name="X8b13cc2bc9fa4be22b90fbca6b049f5172071d3"/>
+    <w:bookmarkEnd w:id="119"/>
+    <w:bookmarkStart w:id="122" w:name="X8b13cc2bc9fa4be22b90fbca6b049f5172071d3"/>
     <w:p>
       <w:pPr>
         <w:pStyle w:val="Heading2"/>
@@ -8723,7 +8980,7 @@
         <w:pStyle w:val="Compact"/>
         <w:numPr>
           <w:ilvl w:val="0"/>
-          <w:numId w:val="1031"/>
+          <w:numId w:val="1033"/>
         </w:numPr>
       </w:pPr>
       <w:r>
@@ -8750,7 +9007,7 @@
         <w:pStyle w:val="Compact"/>
         <w:numPr>
           <w:ilvl w:val="0"/>
-          <w:numId w:val="1031"/>
+          <w:numId w:val="1033"/>
         </w:numPr>
       </w:pPr>
       <w:r>
@@ -8765,7 +9022,7 @@
         <w:pStyle w:val="Compact"/>
         <w:numPr>
           <w:ilvl w:val="0"/>
-          <w:numId w:val="1031"/>
+          <w:numId w:val="1033"/>
         </w:numPr>
       </w:pPr>
       <w:r>
@@ -8780,7 +9037,7 @@
         <w:pStyle w:val="Compact"/>
         <w:numPr>
           <w:ilvl w:val="0"/>
-          <w:numId w:val="1031"/>
+          <w:numId w:val="1033"/>
         </w:numPr>
       </w:pPr>
       <w:r>
@@ -8807,7 +9064,7 @@
         <w:pStyle w:val="Compact"/>
         <w:numPr>
           <w:ilvl w:val="0"/>
-          <w:numId w:val="1031"/>
+          <w:numId w:val="1033"/>
         </w:numPr>
       </w:pPr>
       <w:r>
@@ -8822,7 +9079,7 @@
         <w:pStyle w:val="Compact"/>
         <w:numPr>
           <w:ilvl w:val="0"/>
-          <w:numId w:val="1031"/>
+          <w:numId w:val="1033"/>
         </w:numPr>
       </w:pPr>
       <w:r>
@@ -8837,7 +9094,7 @@
         </w:rPr>
         <w:t xml:space="preserve"> </w:t>
       </w:r>
-      <w:hyperlink r:id="rId119">
+      <w:hyperlink r:id="rId120">
         <w:r>
           <w:rPr>
             <w:rStyle w:val="Hyperlink"/>
@@ -8858,7 +9115,7 @@
         </w:rPr>
         <w:t xml:space="preserve"> </w:t>
       </w:r>
-      <w:hyperlink r:id="rId120">
+      <w:hyperlink r:id="rId121">
         <w:r>
           <w:rPr>
             <w:rStyle w:val="Hyperlink"/>
@@ -8884,7 +9141,7 @@
         <w:pStyle w:val="Compact"/>
         <w:numPr>
           <w:ilvl w:val="0"/>
-          <w:numId w:val="1032"/>
+          <w:numId w:val="1034"/>
         </w:numPr>
       </w:pPr>
       <w:r>
@@ -8899,7 +9156,7 @@
         <w:pStyle w:val="Compact"/>
         <w:numPr>
           <w:ilvl w:val="0"/>
-          <w:numId w:val="1032"/>
+          <w:numId w:val="1034"/>
         </w:numPr>
       </w:pPr>
       <w:r>
@@ -8914,7 +9171,7 @@
         <w:pStyle w:val="Compact"/>
         <w:numPr>
           <w:ilvl w:val="0"/>
-          <w:numId w:val="1032"/>
+          <w:numId w:val="1034"/>
         </w:numPr>
       </w:pPr>
       <w:r>
@@ -8941,7 +9198,7 @@
         <w:pStyle w:val="Compact"/>
         <w:numPr>
           <w:ilvl w:val="0"/>
-          <w:numId w:val="1032"/>
+          <w:numId w:val="1034"/>
         </w:numPr>
       </w:pPr>
       <w:r>
@@ -8951,8 +9208,8 @@
         <w:t xml:space="preserve">Finals week: course potluck</w:t>
       </w:r>
     </w:p>
-    <w:bookmarkEnd w:id="121"/>
     <w:bookmarkEnd w:id="122"/>
+    <w:bookmarkEnd w:id="123"/>
     <w:sectPr xmlns:r="http://schemas.openxmlformats.org/officeDocument/2006/relationships">
       <w:footerReference r:id="rIdFtr1" w:type="default"/>
       <w:pgSz w:h="15840" w:w="12240"/>
@@ -9331,7 +9588,34 @@
     </w:lvlOverride>
   </w:num>
   <w:num w:numId="1002">
-    <w:abstractNumId w:val="991"/>
+    <w:abstractNumId w:val="99411"/>
+    <w:lvlOverride w:ilvl="0">
+      <w:startOverride w:val="1"/>
+    </w:lvlOverride>
+    <w:lvlOverride w:ilvl="1">
+      <w:startOverride w:val="1"/>
+    </w:lvlOverride>
+    <w:lvlOverride w:ilvl="2">
+      <w:startOverride w:val="1"/>
+    </w:lvlOverride>
+    <w:lvlOverride w:ilvl="3">
+      <w:startOverride w:val="1"/>
+    </w:lvlOverride>
+    <w:lvlOverride w:ilvl="4">
+      <w:startOverride w:val="1"/>
+    </w:lvlOverride>
+    <w:lvlOverride w:ilvl="5">
+      <w:startOverride w:val="1"/>
+    </w:lvlOverride>
+    <w:lvlOverride w:ilvl="6">
+      <w:startOverride w:val="1"/>
+    </w:lvlOverride>
+    <w:lvlOverride w:ilvl="7">
+      <w:startOverride w:val="1"/>
+    </w:lvlOverride>
+    <w:lvlOverride w:ilvl="8">
+      <w:startOverride w:val="1"/>
+    </w:lvlOverride>
   </w:num>
   <w:num w:numId="1003">
     <w:abstractNumId w:val="991"/>
@@ -9421,6 +9705,12 @@
     <w:abstractNumId w:val="991"/>
   </w:num>
   <w:num w:numId="1032">
+    <w:abstractNumId w:val="991"/>
+  </w:num>
+  <w:num w:numId="1033">
+    <w:abstractNumId w:val="991"/>
+  </w:num>
+  <w:num w:numId="1034">
     <w:abstractNumId w:val="991"/>
   </w:num>
 </w:numbering>

--- a/downloads/CHEM131_Syllabus_Fall2026_Accessible.docx
+++ b/downloads/CHEM131_Syllabus_Fall2026_Accessible.docx
@@ -4753,7 +4753,7 @@
         <w:rPr>
           <w:lang w:val="en-US"/>
         </w:rPr>
-        <w:t xml:space="preserve">Note: Clark does not award C-, D+, or D- in this course — a C- does not transfer, so grading stops at a clean C, then D, then F.</w:t>
+        <w:t xml:space="preserve">Note: Clark does not award C-, D+, or D- in this course — a C- does not transfer, so grading stops at a clean C, then D, then F. Final percentages are rounded to the nearest whole number.</w:t>
       </w:r>
     </w:p>
     <w:tbl>
@@ -4817,7 +4817,7 @@
               <w:rPr>
                 <w:lang w:val="en-US"/>
               </w:rPr>
-              <w:t xml:space="preserve">93 up to 100</w:t>
+              <w:t xml:space="preserve">100–93</w:t>
             </w:r>
           </w:p>
         </w:tc>
@@ -4852,7 +4852,7 @@
               <w:rPr>
                 <w:lang w:val="en-US"/>
               </w:rPr>
-              <w:t xml:space="preserve">90 up to 93</w:t>
+              <w:t xml:space="preserve">92–90</w:t>
             </w:r>
           </w:p>
         </w:tc>
@@ -4887,7 +4887,7 @@
               <w:rPr>
                 <w:lang w:val="en-US"/>
               </w:rPr>
-              <w:t xml:space="preserve">87 up to 90</w:t>
+              <w:t xml:space="preserve">89–87</w:t>
             </w:r>
           </w:p>
         </w:tc>
@@ -4922,7 +4922,7 @@
               <w:rPr>
                 <w:lang w:val="en-US"/>
               </w:rPr>
-              <w:t xml:space="preserve">83 up to 87</w:t>
+              <w:t xml:space="preserve">86–83</w:t>
             </w:r>
           </w:p>
         </w:tc>
@@ -4957,7 +4957,7 @@
               <w:rPr>
                 <w:lang w:val="en-US"/>
               </w:rPr>
-              <w:t xml:space="preserve">80 up to 83</w:t>
+              <w:t xml:space="preserve">82–80</w:t>
             </w:r>
           </w:p>
         </w:tc>
@@ -4992,7 +4992,7 @@
               <w:rPr>
                 <w:lang w:val="en-US"/>
               </w:rPr>
-              <w:t xml:space="preserve">77 up to 80</w:t>
+              <w:t xml:space="preserve">79–77</w:t>
             </w:r>
           </w:p>
         </w:tc>
@@ -5027,7 +5027,7 @@
               <w:rPr>
                 <w:lang w:val="en-US"/>
               </w:rPr>
-              <w:t xml:space="preserve">73 up to 77</w:t>
+              <w:t xml:space="preserve">76–73</w:t>
             </w:r>
           </w:p>
         </w:tc>
@@ -5062,7 +5062,7 @@
               <w:rPr>
                 <w:lang w:val="en-US"/>
               </w:rPr>
-              <w:t xml:space="preserve">60 up to 73</w:t>
+              <w:t xml:space="preserve">72–60</w:t>
             </w:r>
           </w:p>
         </w:tc>
@@ -5097,7 +5097,7 @@
               <w:rPr>
                 <w:lang w:val="en-US"/>
               </w:rPr>
-              <w:t xml:space="preserve">0 up to 60</w:t>
+              <w:t xml:space="preserve">59–0</w:t>
             </w:r>
           </w:p>
         </w:tc>
